--- a/strength_and_dignity/StrengthAndDignity_Chapter13.docx
+++ b/strength_and_dignity/StrengthAndDignity_Chapter13.docx
@@ -16,7 +16,7 @@
           <w:sz w:val="26"/>
           <w:szCs w:val="26"/>
         </w:rPr>
-        <w:t xml:space="preserve">CHAPTER THIRTEEN</w:t>
+        <w:t xml:space="preserve">CHAPTER TWELVE</w:t>
       </w:r>
     </w:p>
     <w:p>
@@ -32,7 +32,7 @@
           <w:sz w:val="40"/>
           <w:szCs w:val="40"/>
         </w:rPr>
-        <w:t xml:space="preserve">The Church Is Not Optional</w:t>
+        <w:t xml:space="preserve">Money Will Test Your Character</w:t>
       </w:r>
     </w:p>
     <w:p>
@@ -62,91 +62,63 @@
           <w:sz w:val="24"/>
           <w:szCs w:val="24"/>
         </w:rPr>
-        <w:t xml:space="preserve">You will hear people say it. You may have already said it yourself.</w:t>
-      </w:r>
-    </w:p>
-    <w:p>
-      <w:pPr>
-        <w:spacing w:after="200" w:before="120" w:line="360" w:lineRule="auto"/>
-        <w:jc w:val="left"/>
-      </w:pPr>
-      <w:r>
-        <w:rPr>
-          <w:rFonts w:ascii="Georgia" w:hAnsi="Georgia" w:eastAsia="Georgia" w:cs="Georgia"/>
-          <w:sz w:val="24"/>
-          <w:szCs w:val="24"/>
-        </w:rPr>
-        <w:t xml:space="preserve">“I love God, but I do not need the church.”</w:t>
-      </w:r>
-    </w:p>
-    <w:p>
-      <w:pPr>
-        <w:spacing w:after="200" w:before="120" w:line="360" w:lineRule="auto"/>
-        <w:jc w:val="left"/>
-      </w:pPr>
-      <w:r>
-        <w:rPr>
-          <w:rFonts w:ascii="Georgia" w:hAnsi="Georgia" w:eastAsia="Georgia" w:cs="Georgia"/>
-          <w:sz w:val="24"/>
-          <w:szCs w:val="24"/>
-        </w:rPr>
-        <w:t xml:space="preserve">“I can worship God anywhere — on a mountain, on a beach, in my room.”</w:t>
-      </w:r>
-    </w:p>
-    <w:p>
-      <w:pPr>
-        <w:spacing w:after="200" w:before="120" w:line="360" w:lineRule="auto"/>
-        <w:jc w:val="left"/>
-      </w:pPr>
-      <w:r>
-        <w:rPr>
-          <w:rFonts w:ascii="Georgia" w:hAnsi="Georgia" w:eastAsia="Georgia" w:cs="Georgia"/>
-          <w:sz w:val="24"/>
-          <w:szCs w:val="24"/>
-        </w:rPr>
-        <w:t xml:space="preserve">“The church is full of hypocrites. I would rather follow Jesus on my own.”</w:t>
-      </w:r>
-    </w:p>
-    <w:p>
-      <w:pPr>
-        <w:spacing w:after="200" w:before="120" w:line="360" w:lineRule="auto"/>
-        <w:jc w:val="left"/>
-      </w:pPr>
-      <w:r>
-        <w:rPr>
-          <w:rFonts w:ascii="Georgia" w:hAnsi="Georgia" w:eastAsia="Georgia" w:cs="Georgia"/>
-          <w:sz w:val="24"/>
-          <w:szCs w:val="24"/>
-        </w:rPr>
-        <w:t xml:space="preserve">It sounds reasonable. It sounds mature, even — like you have outgrown the institution and arrived at something more authentic. The culture around you will applaud it. Plenty of people your age and older have adopted this exact position, and they will tell you they are happier for it.</w:t>
-      </w:r>
-    </w:p>
-    <w:p>
-      <w:pPr>
-        <w:spacing w:after="200" w:before="120" w:line="360" w:lineRule="auto"/>
-        <w:jc w:val="left"/>
-      </w:pPr>
-      <w:r>
-        <w:rPr>
-          <w:rFonts w:ascii="Georgia" w:hAnsi="Georgia" w:eastAsia="Georgia" w:cs="Georgia"/>
-          <w:sz w:val="24"/>
-          <w:szCs w:val="24"/>
-        </w:rPr>
-        <w:t xml:space="preserve">But there is a problem. The Bible does not give you that option.</w:t>
-      </w:r>
-    </w:p>
-    <w:p>
-      <w:pPr>
-        <w:spacing w:after="200" w:before="120" w:line="360" w:lineRule="auto"/>
-        <w:jc w:val="left"/>
-      </w:pPr>
-      <w:r>
-        <w:rPr>
-          <w:rFonts w:ascii="Georgia" w:hAnsi="Georgia" w:eastAsia="Georgia" w:cs="Georgia"/>
-          <w:sz w:val="24"/>
-          <w:szCs w:val="24"/>
-        </w:rPr>
-        <w:t xml:space="preserve">Not because the church is perfect. It is not. Not because every congregation gets everything right. They do not. But because the church is not a human invention that you can take or leave based on your preferences. It is God’s design. He created it. Christ died for it. The Holy Spirit empowered it. And the New Testament makes no provision for a Christian who lives the faith alone.</w:t>
+        <w:t xml:space="preserve">Nobody ever thinks money will be their problem.</w:t>
+      </w:r>
+    </w:p>
+    <w:p>
+      <w:pPr>
+        <w:spacing w:after="200" w:before="120" w:line="360" w:lineRule="auto"/>
+        <w:jc w:val="left"/>
+      </w:pPr>
+      <w:r>
+        <w:rPr>
+          <w:rFonts w:ascii="Georgia" w:hAnsi="Georgia" w:eastAsia="Georgia" w:cs="Georgia"/>
+          <w:sz w:val="24"/>
+          <w:szCs w:val="24"/>
+        </w:rPr>
+        <w:t xml:space="preserve">When you are young, money feels like a solution — the answer to every limitation you currently face. If you just had more of it, you could do what you wanted, go where you wanted, be who you wanted. Money looks like freedom.</w:t>
+      </w:r>
+    </w:p>
+    <w:p>
+      <w:pPr>
+        <w:spacing w:after="200" w:before="120" w:line="360" w:lineRule="auto"/>
+        <w:jc w:val="left"/>
+      </w:pPr>
+      <w:r>
+        <w:rPr>
+          <w:rFonts w:ascii="Georgia" w:hAnsi="Georgia" w:eastAsia="Georgia" w:cs="Georgia"/>
+          <w:sz w:val="24"/>
+          <w:szCs w:val="24"/>
+        </w:rPr>
+        <w:t xml:space="preserve">But money is not freedom. Money is a test.</w:t>
+      </w:r>
+    </w:p>
+    <w:p>
+      <w:pPr>
+        <w:spacing w:after="200" w:before="120" w:line="360" w:lineRule="auto"/>
+        <w:jc w:val="left"/>
+      </w:pPr>
+      <w:r>
+        <w:rPr>
+          <w:rFonts w:ascii="Georgia" w:hAnsi="Georgia" w:eastAsia="Georgia" w:cs="Georgia"/>
+          <w:sz w:val="24"/>
+          <w:szCs w:val="24"/>
+        </w:rPr>
+        <w:t xml:space="preserve">It tests what you love. It tests what you trust. It tests what you are willing to do — and what you are willing to become — in order to get it and keep it. Money does not change your character. It reveals it. And it will reveal yours sooner than you think.</w:t>
+      </w:r>
+    </w:p>
+    <w:p>
+      <w:pPr>
+        <w:spacing w:after="200" w:before="120" w:line="360" w:lineRule="auto"/>
+        <w:jc w:val="left"/>
+      </w:pPr>
+      <w:r>
+        <w:rPr>
+          <w:rFonts w:ascii="Georgia" w:hAnsi="Georgia" w:eastAsia="Georgia" w:cs="Georgia"/>
+          <w:sz w:val="24"/>
+          <w:szCs w:val="24"/>
+        </w:rPr>
+        <w:t xml:space="preserve">Jesus said more about money than He said about almost any other subject. That should tell you something. He did not talk about it because He was interested in your financial planning. He talked about it because He knew what it would do to your heart if you were not careful.</w:t>
       </w:r>
     </w:p>
     <w:p>
@@ -164,7 +136,7 @@
           <w:sz w:val="24"/>
           <w:szCs w:val="24"/>
         </w:rPr>
-        <w:t xml:space="preserve">“They were continually devoting themselves to the apostles’ teaching and to fellowship, to the breaking of bread and to prayer.”</w:t>
+        <w:t xml:space="preserve">“Do not store up for yourselves treasures on earth, where moth and rust destroy, and where thieves break in and steal. But store up for yourselves treasures in heaven, where neither moth nor rust destroys, and where thieves do not break in or steal; for where your treasure is, there your heart will be also.”</w:t>
       </w:r>
     </w:p>
     <w:p>
@@ -180,21 +152,21 @@
           <w:sz w:val="22"/>
           <w:szCs w:val="22"/>
         </w:rPr>
-        <w:t xml:space="preserve">— Acts 2:42 (NASB)</w:t>
-      </w:r>
-    </w:p>
-    <w:p>
-      <w:pPr>
-        <w:spacing w:after="200" w:before="120" w:line="360" w:lineRule="auto"/>
-        <w:jc w:val="left"/>
-      </w:pPr>
-      <w:r>
-        <w:rPr>
-          <w:rFonts w:ascii="Georgia" w:hAnsi="Georgia" w:eastAsia="Georgia" w:cs="Georgia"/>
-          <w:sz w:val="24"/>
-          <w:szCs w:val="24"/>
-        </w:rPr>
-        <w:t xml:space="preserve">That is the first description of the church after it was established on the day of Pentecost. About three thousand souls were added that day (Acts 2:41), and this is what they did: they devoted themselves. Not casually attended. Not occasionally dropped in. They devoted themselves — to the teaching, to fellowship, to the breaking of bread, and to prayer. Together.</w:t>
+        <w:t xml:space="preserve">— Matthew 6:19–21 (NASB)</w:t>
+      </w:r>
+    </w:p>
+    <w:p>
+      <w:pPr>
+        <w:spacing w:after="200" w:before="120" w:line="360" w:lineRule="auto"/>
+        <w:jc w:val="left"/>
+      </w:pPr>
+      <w:r>
+        <w:rPr>
+          <w:rFonts w:ascii="Georgia" w:hAnsi="Georgia" w:eastAsia="Georgia" w:cs="Georgia"/>
+          <w:sz w:val="24"/>
+          <w:szCs w:val="24"/>
+        </w:rPr>
+        <w:t xml:space="preserve">That last line is the one that matters most. Where your treasure is, there your heart will be also. Jesus is not giving financial advice. He is diagnosing a spiritual condition. What you spend your money on tells the truth about what you love — even when your mouth says something different.</w:t>
       </w:r>
     </w:p>
     <w:p>
@@ -213,7 +185,7 @@
           <w:sz w:val="26"/>
           <w:szCs w:val="26"/>
         </w:rPr>
-        <w:t xml:space="preserve">The Christian faith was never designed to be practiced alone.</w:t>
+        <w:t xml:space="preserve">Money does not change who you are. It reveals who you are.</w:t>
       </w:r>
     </w:p>
     <w:p>
@@ -244,81 +216,21 @@
           <w:sz w:val="30"/>
           <w:szCs w:val="30"/>
         </w:rPr>
-        <w:t xml:space="preserve">What the Church Actually Is</w:t>
-      </w:r>
-    </w:p>
-    <w:p>
-      <w:pPr>
-        <w:spacing w:after="200" w:before="120" w:line="360" w:lineRule="auto"/>
-        <w:jc w:val="left"/>
-      </w:pPr>
-      <w:r>
-        <w:rPr>
-          <w:rFonts w:ascii="Georgia" w:hAnsi="Georgia" w:eastAsia="Georgia" w:cs="Georgia"/>
-          <w:sz w:val="24"/>
-          <w:szCs w:val="24"/>
-        </w:rPr>
-        <w:t xml:space="preserve">Part of the confusion comes from how the word “church” is used today. When most people hear it, they think of a building — a place you drive to on Sunday morning. Stained glass, pews, a parking lot. But that is not what the New Testament means by the word.</w:t>
-      </w:r>
-    </w:p>
-    <w:p>
-      <w:pPr>
-        <w:spacing w:after="200" w:before="120" w:line="360" w:lineRule="auto"/>
-        <w:jc w:val="left"/>
-      </w:pPr>
-      <w:r>
-        <w:rPr>
-          <w:rFonts w:ascii="Georgia" w:hAnsi="Georgia" w:eastAsia="Georgia" w:cs="Georgia"/>
-          <w:sz w:val="24"/>
-          <w:szCs w:val="24"/>
-        </w:rPr>
-        <w:t xml:space="preserve">The Greek word is </w:t>
-      </w:r>
-      <w:r>
-        <w:rPr>
-          <w:rFonts w:ascii="Georgia" w:hAnsi="Georgia" w:eastAsia="Georgia" w:cs="Georgia"/>
-          <w:i/>
-          <w:iCs/>
-          <w:sz w:val="24"/>
-          <w:szCs w:val="24"/>
-        </w:rPr>
-        <w:t xml:space="preserve">ekklesia.</w:t>
-      </w:r>
-      <w:r>
-        <w:rPr>
-          <w:rFonts w:ascii="Georgia" w:hAnsi="Georgia" w:eastAsia="Georgia" w:cs="Georgia"/>
-          <w:sz w:val="24"/>
-          <w:szCs w:val="24"/>
-        </w:rPr>
-        <w:t xml:space="preserve"> It means “the called out” — an assembly of people called together for a purpose. In the New Testament, it never refers to a building. It always refers to people.</w:t>
-      </w:r>
-    </w:p>
-    <w:p>
-      <w:pPr>
-        <w:spacing w:after="200" w:before="120" w:line="360" w:lineRule="auto"/>
-        <w:jc w:val="left"/>
-      </w:pPr>
-      <w:r>
-        <w:rPr>
-          <w:rFonts w:ascii="Georgia" w:hAnsi="Georgia" w:eastAsia="Georgia" w:cs="Georgia"/>
-          <w:sz w:val="24"/>
-          <w:szCs w:val="24"/>
-        </w:rPr>
-        <w:t xml:space="preserve">When Paul wrote his letters, he did not write to buildings. He wrote to “the church of God which is at Corinth” (1 Corinthians 1:2) — the people of God who assembled together in that city. When he greeted Priscilla and Aquila, he greeted “the church that is in their house” (Romans 16:5). The church met in homes, not cathedrals. It was not an institution first. It was a family.</w:t>
-      </w:r>
-    </w:p>
-    <w:p>
-      <w:pPr>
-        <w:spacing w:after="200" w:before="120" w:line="360" w:lineRule="auto"/>
-        <w:jc w:val="left"/>
-      </w:pPr>
-      <w:r>
-        <w:rPr>
-          <w:rFonts w:ascii="Georgia" w:hAnsi="Georgia" w:eastAsia="Georgia" w:cs="Georgia"/>
-          <w:sz w:val="24"/>
-          <w:szCs w:val="24"/>
-        </w:rPr>
-        <w:t xml:space="preserve">Paul uses one image more than any other to describe the church: a body.</w:t>
+        <w:t xml:space="preserve">The Love of Money</w:t>
+      </w:r>
+    </w:p>
+    <w:p>
+      <w:pPr>
+        <w:spacing w:after="200" w:before="120" w:line="360" w:lineRule="auto"/>
+        <w:jc w:val="left"/>
+      </w:pPr>
+      <w:r>
+        <w:rPr>
+          <w:rFonts w:ascii="Georgia" w:hAnsi="Georgia" w:eastAsia="Georgia" w:cs="Georgia"/>
+          <w:sz w:val="24"/>
+          <w:szCs w:val="24"/>
+        </w:rPr>
+        <w:t xml:space="preserve">Paul wrote one of the most misquoted verses in the entire Bible:</w:t>
       </w:r>
     </w:p>
     <w:p>
@@ -336,7 +248,7 @@
           <w:sz w:val="24"/>
           <w:szCs w:val="24"/>
         </w:rPr>
-        <w:t xml:space="preserve">“For even as the body is one and yet has many members, and all the members of the body, though they are many, are one body, so also is Christ. For by one Spirit we were all baptized into one body.”</w:t>
+        <w:t xml:space="preserve">“For the love of money is a root of all sorts of evil, and some by longing for it have wandered away from the faith and pierced themselves with many griefs.”</w:t>
       </w:r>
     </w:p>
     <w:p>
@@ -352,35 +264,81 @@
           <w:sz w:val="22"/>
           <w:szCs w:val="22"/>
         </w:rPr>
-        <w:t xml:space="preserve">— 1 Corinthians 12:12–13 (NASB)</w:t>
-      </w:r>
-    </w:p>
-    <w:p>
-      <w:pPr>
-        <w:spacing w:after="200" w:before="120" w:line="360" w:lineRule="auto"/>
-        <w:jc w:val="left"/>
-      </w:pPr>
-      <w:r>
-        <w:rPr>
-          <w:rFonts w:ascii="Georgia" w:hAnsi="Georgia" w:eastAsia="Georgia" w:cs="Georgia"/>
-          <w:sz w:val="24"/>
-          <w:szCs w:val="24"/>
-        </w:rPr>
-        <w:t xml:space="preserve">You are not the whole body. You are a member — a part. An eye cannot say to the hand, “I have no need of you.” A head cannot say to the feet, “I do not need you” (1 Corinthians 12:21). Every part needs the other parts. That is how the body works.</w:t>
-      </w:r>
-    </w:p>
-    <w:p>
-      <w:pPr>
-        <w:spacing w:after="200" w:before="120" w:line="360" w:lineRule="auto"/>
-        <w:jc w:val="left"/>
-      </w:pPr>
-      <w:r>
-        <w:rPr>
-          <w:rFonts w:ascii="Georgia" w:hAnsi="Georgia" w:eastAsia="Georgia" w:cs="Georgia"/>
-          <w:sz w:val="24"/>
-          <w:szCs w:val="24"/>
-        </w:rPr>
-        <w:t xml:space="preserve">When you say “I do not need the church,” you are saying “I do not need the body.” And Paul says that is not how God designed it.</w:t>
+        <w:t xml:space="preserve">— 1 Timothy 6:10 (NASB)</w:t>
+      </w:r>
+    </w:p>
+    <w:p>
+      <w:pPr>
+        <w:spacing w:after="200" w:before="120" w:line="360" w:lineRule="auto"/>
+        <w:jc w:val="left"/>
+      </w:pPr>
+      <w:r>
+        <w:rPr>
+          <w:rFonts w:ascii="Georgia" w:hAnsi="Georgia" w:eastAsia="Georgia" w:cs="Georgia"/>
+          <w:sz w:val="24"/>
+          <w:szCs w:val="24"/>
+        </w:rPr>
+        <w:t xml:space="preserve">Notice what the text actually says. It does not say money is the root of all evil. Money is a tool. It is morally neutral. A hammer can build a house or break a window — the hammer does not decide. Money is the same way. It can fund a missionary, feed the hungry, support a church, and provide for a family. Or it can destroy every one of those things.</w:t>
+      </w:r>
+    </w:p>
+    <w:p>
+      <w:pPr>
+        <w:spacing w:after="200" w:before="120" w:line="360" w:lineRule="auto"/>
+        <w:jc w:val="left"/>
+      </w:pPr>
+      <w:r>
+        <w:rPr>
+          <w:rFonts w:ascii="Georgia" w:hAnsi="Georgia" w:eastAsia="Georgia" w:cs="Georgia"/>
+          <w:sz w:val="24"/>
+          <w:szCs w:val="24"/>
+        </w:rPr>
+        <w:t xml:space="preserve">The problem is not money. The problem is the </w:t>
+      </w:r>
+      <w:r>
+        <w:rPr>
+          <w:rFonts w:ascii="Georgia" w:hAnsi="Georgia" w:eastAsia="Georgia" w:cs="Georgia"/>
+          <w:i/>
+          <w:iCs/>
+          <w:sz w:val="24"/>
+          <w:szCs w:val="24"/>
+        </w:rPr>
+        <w:t xml:space="preserve">love</w:t>
+      </w:r>
+      <w:r>
+        <w:rPr>
+          <w:rFonts w:ascii="Georgia" w:hAnsi="Georgia" w:eastAsia="Georgia" w:cs="Georgia"/>
+          <w:sz w:val="24"/>
+          <w:szCs w:val="24"/>
+        </w:rPr>
+        <w:t xml:space="preserve"> of money. It is the longing for it. The craving. The willingness to let it sit on the throne of your heart where only God belongs.</w:t>
+      </w:r>
+    </w:p>
+    <w:p>
+      <w:pPr>
+        <w:spacing w:after="200" w:before="120" w:line="360" w:lineRule="auto"/>
+        <w:jc w:val="left"/>
+      </w:pPr>
+      <w:r>
+        <w:rPr>
+          <w:rFonts w:ascii="Georgia" w:hAnsi="Georgia" w:eastAsia="Georgia" w:cs="Georgia"/>
+          <w:sz w:val="24"/>
+          <w:szCs w:val="24"/>
+        </w:rPr>
+        <w:t xml:space="preserve">And notice what Paul says happens when someone gives in to that love: they wander away from the faith. They pierce themselves with many griefs. The love of money does not lead to satisfaction. It leads to wandering and grief. It promises fulfillment and delivers emptiness.</w:t>
+      </w:r>
+    </w:p>
+    <w:p>
+      <w:pPr>
+        <w:spacing w:after="200" w:before="120" w:line="360" w:lineRule="auto"/>
+        <w:jc w:val="left"/>
+      </w:pPr>
+      <w:r>
+        <w:rPr>
+          <w:rFonts w:ascii="Georgia" w:hAnsi="Georgia" w:eastAsia="Georgia" w:cs="Georgia"/>
+          <w:sz w:val="24"/>
+          <w:szCs w:val="24"/>
+        </w:rPr>
+        <w:t xml:space="preserve">You will meet people in your life who have a great deal of money and very little peace. You will meet others who have almost nothing and possess a joy that money cannot explain. The difference is never the amount in the account. The difference is what sits on the throne.</w:t>
       </w:r>
     </w:p>
     <w:p>
@@ -399,7 +357,7 @@
           <w:sz w:val="26"/>
           <w:szCs w:val="26"/>
         </w:rPr>
-        <w:t xml:space="preserve">The church is not a building you attend. It is a body you belong to.</w:t>
+        <w:t xml:space="preserve">Money is not the problem. Loving it is.</w:t>
       </w:r>
     </w:p>
     <w:p>
@@ -430,21 +388,63 @@
           <w:sz w:val="30"/>
           <w:szCs w:val="30"/>
         </w:rPr>
-        <w:t xml:space="preserve">The Command You Cannot Ignore</w:t>
-      </w:r>
-    </w:p>
-    <w:p>
-      <w:pPr>
-        <w:spacing w:after="200" w:before="120" w:line="360" w:lineRule="auto"/>
-        <w:jc w:val="left"/>
-      </w:pPr>
-      <w:r>
-        <w:rPr>
-          <w:rFonts w:ascii="Georgia" w:hAnsi="Georgia" w:eastAsia="Georgia" w:cs="Georgia"/>
-          <w:sz w:val="24"/>
-          <w:szCs w:val="24"/>
-        </w:rPr>
-        <w:t xml:space="preserve">If the body metaphor is not enough, the writer of Hebrews makes it a direct command:</w:t>
+        <w:t xml:space="preserve">Women Who Used What They Had</w:t>
+      </w:r>
+    </w:p>
+    <w:p>
+      <w:pPr>
+        <w:spacing w:after="200" w:before="120" w:line="360" w:lineRule="auto"/>
+        <w:jc w:val="left"/>
+      </w:pPr>
+      <w:r>
+        <w:rPr>
+          <w:rFonts w:ascii="Georgia" w:hAnsi="Georgia" w:eastAsia="Georgia" w:cs="Georgia"/>
+          <w:sz w:val="24"/>
+          <w:szCs w:val="24"/>
+        </w:rPr>
+        <w:t xml:space="preserve">Scripture gives us real examples of women who had means and used them well — not for their own comfort, but for the work of the Lord.</w:t>
+      </w:r>
+    </w:p>
+    <w:p>
+      <w:pPr>
+        <w:spacing w:after="200" w:before="120" w:line="360" w:lineRule="auto"/>
+        <w:jc w:val="left"/>
+      </w:pPr>
+      <w:r>
+        <w:rPr>
+          <w:rFonts w:ascii="Georgia" w:hAnsi="Georgia" w:eastAsia="Georgia" w:cs="Georgia"/>
+          <w:sz w:val="24"/>
+          <w:szCs w:val="24"/>
+        </w:rPr>
+        <w:t xml:space="preserve">We have already met Lydia — the seller of purple fabrics who opened her home to the apostles and to the church at Philippi (Acts 16:14–15, 40). Her business funded her faithfulness. She did not hoard what she had earned. She put it to work for the kingdom.</w:t>
+      </w:r>
+    </w:p>
+    <w:p>
+      <w:pPr>
+        <w:spacing w:after="200" w:before="120" w:line="360" w:lineRule="auto"/>
+        <w:jc w:val="left"/>
+      </w:pPr>
+      <w:r>
+        <w:rPr>
+          <w:rFonts w:ascii="Georgia" w:hAnsi="Georgia" w:eastAsia="Georgia" w:cs="Georgia"/>
+          <w:sz w:val="24"/>
+          <w:szCs w:val="24"/>
+        </w:rPr>
+        <w:t xml:space="preserve">But Lydia was not the only one.</w:t>
+      </w:r>
+    </w:p>
+    <w:p>
+      <w:pPr>
+        <w:spacing w:after="200" w:before="120" w:line="360" w:lineRule="auto"/>
+        <w:jc w:val="left"/>
+      </w:pPr>
+      <w:r>
+        <w:rPr>
+          <w:rFonts w:ascii="Georgia" w:hAnsi="Georgia" w:eastAsia="Georgia" w:cs="Georgia"/>
+          <w:sz w:val="24"/>
+          <w:szCs w:val="24"/>
+        </w:rPr>
+        <w:t xml:space="preserve">Luke tells us something remarkable about the women who followed Jesus during His earthly ministry:</w:t>
       </w:r>
     </w:p>
     <w:p>
@@ -462,7 +462,7 @@
           <w:sz w:val="24"/>
           <w:szCs w:val="24"/>
         </w:rPr>
-        <w:t xml:space="preserve">“Let us consider how to stimulate one another to love and good deeds, not forsaking our own assembling together, as is the habit of some, but encouraging one another; and all the more as you see the day drawing near.”</w:t>
+        <w:t xml:space="preserve">“Soon afterwards, He began going around from one city and village to another, proclaiming and preaching the kingdom of God. The twelve were with Him, and also some women who had been healed of evil spirits and sicknesses: Mary who was called Magdalene, from whom seven demons had gone out, and Joanna the wife of Chuza, Herod’s steward, and Susanna, and many others who were contributing to their support out of their private means.”</w:t>
       </w:r>
     </w:p>
     <w:p>
@@ -478,49 +478,63 @@
           <w:sz w:val="22"/>
           <w:szCs w:val="22"/>
         </w:rPr>
-        <w:t xml:space="preserve">— Hebrews 10:24–25 (NASB)</w:t>
-      </w:r>
-    </w:p>
-    <w:p>
-      <w:pPr>
-        <w:spacing w:after="200" w:before="120" w:line="360" w:lineRule="auto"/>
-        <w:jc w:val="left"/>
-      </w:pPr>
-      <w:r>
-        <w:rPr>
-          <w:rFonts w:ascii="Georgia" w:hAnsi="Georgia" w:eastAsia="Georgia" w:cs="Georgia"/>
-          <w:sz w:val="24"/>
-          <w:szCs w:val="24"/>
-        </w:rPr>
-        <w:t xml:space="preserve">Do not forsake the assembling together. That is not a suggestion. It is a command — and the writer adds that some were already making a habit of neglecting it. This is not a new problem. People have been finding reasons to skip the assembly since the first century.</w:t>
-      </w:r>
-    </w:p>
-    <w:p>
-      <w:pPr>
-        <w:spacing w:after="200" w:before="120" w:line="360" w:lineRule="auto"/>
-        <w:jc w:val="left"/>
-      </w:pPr>
-      <w:r>
-        <w:rPr>
-          <w:rFonts w:ascii="Georgia" w:hAnsi="Georgia" w:eastAsia="Georgia" w:cs="Georgia"/>
-          <w:sz w:val="24"/>
-          <w:szCs w:val="24"/>
-        </w:rPr>
-        <w:t xml:space="preserve">But notice what the assembly is for. It is not just about you getting something out of it — though you will. It is about stimulating one another to love and good deeds. It is about encouraging one another. The assembly exists so that Christians can build each other up. When you remove yourself from it, you are not only depriving yourself. You are depriving the body of what you were meant to contribute.</w:t>
-      </w:r>
-    </w:p>
-    <w:p>
-      <w:pPr>
-        <w:spacing w:after="200" w:before="120" w:line="360" w:lineRule="auto"/>
-        <w:jc w:val="left"/>
-      </w:pPr>
-      <w:r>
-        <w:rPr>
-          <w:rFonts w:ascii="Georgia" w:hAnsi="Georgia" w:eastAsia="Georgia" w:cs="Georgia"/>
-          <w:sz w:val="24"/>
-          <w:szCs w:val="24"/>
-        </w:rPr>
-        <w:t xml:space="preserve">You need the church. And the church needs you.</w:t>
+        <w:t xml:space="preserve">— Luke 8:1–3 (NASB)</w:t>
+      </w:r>
+    </w:p>
+    <w:p>
+      <w:pPr>
+        <w:spacing w:after="200" w:before="120" w:line="360" w:lineRule="auto"/>
+        <w:jc w:val="left"/>
+      </w:pPr>
+      <w:r>
+        <w:rPr>
+          <w:rFonts w:ascii="Georgia" w:hAnsi="Georgia" w:eastAsia="Georgia" w:cs="Georgia"/>
+          <w:sz w:val="24"/>
+          <w:szCs w:val="24"/>
+        </w:rPr>
+        <w:t xml:space="preserve">Read that carefully. Jesus and the twelve were traveling from city to city, preaching the kingdom of God. And the text says there were women — named women — who were contributing to their support out of their private means.</w:t>
+      </w:r>
+    </w:p>
+    <w:p>
+      <w:pPr>
+        <w:spacing w:after="200" w:before="120" w:line="360" w:lineRule="auto"/>
+        <w:jc w:val="left"/>
+      </w:pPr>
+      <w:r>
+        <w:rPr>
+          <w:rFonts w:ascii="Georgia" w:hAnsi="Georgia" w:eastAsia="Georgia" w:cs="Georgia"/>
+          <w:sz w:val="24"/>
+          <w:szCs w:val="24"/>
+        </w:rPr>
+        <w:t xml:space="preserve">Joanna was the wife of Chuza, who was Herod’s steward. This was not a woman of modest means. Her husband managed the finances of the royal household. She had access to wealth that most people in first-century Palestine could not imagine. And she used it — not to build a more comfortable life for herself, but to support the ministry of Jesus Christ.</w:t>
+      </w:r>
+    </w:p>
+    <w:p>
+      <w:pPr>
+        <w:spacing w:after="200" w:before="120" w:line="360" w:lineRule="auto"/>
+        <w:jc w:val="left"/>
+      </w:pPr>
+      <w:r>
+        <w:rPr>
+          <w:rFonts w:ascii="Georgia" w:hAnsi="Georgia" w:eastAsia="Georgia" w:cs="Georgia"/>
+          <w:sz w:val="24"/>
+          <w:szCs w:val="24"/>
+        </w:rPr>
+        <w:t xml:space="preserve">Mary Magdalene is named. Susanna is named. And then Luke adds, “and many others.” This was not one generous woman. It was a pattern — women who had resources and chose to pour them into the work of the Lord.</w:t>
+      </w:r>
+    </w:p>
+    <w:p>
+      <w:pPr>
+        <w:spacing w:after="200" w:before="120" w:line="360" w:lineRule="auto"/>
+        <w:jc w:val="left"/>
+      </w:pPr>
+      <w:r>
+        <w:rPr>
+          <w:rFonts w:ascii="Georgia" w:hAnsi="Georgia" w:eastAsia="Georgia" w:cs="Georgia"/>
+          <w:sz w:val="24"/>
+          <w:szCs w:val="24"/>
+        </w:rPr>
+        <w:t xml:space="preserve">These women understood something that many people never learn: what you have is not really yours. It was given to you. And the best thing you can do with it is give it back.</w:t>
       </w:r>
     </w:p>
     <w:p>
@@ -539,7 +553,7 @@
           <w:sz w:val="26"/>
           <w:szCs w:val="26"/>
         </w:rPr>
-        <w:t xml:space="preserve">You were not just invited to the assembly. You were commanded not to forsake it.</w:t>
+        <w:t xml:space="preserve">Joanna had the means of a royal household. She spent them on the kingdom of God.</w:t>
       </w:r>
     </w:p>
     <w:p>
@@ -570,21 +584,21 @@
           <w:sz w:val="30"/>
           <w:szCs w:val="30"/>
         </w:rPr>
-        <w:t xml:space="preserve">Christ and the Church</w:t>
-      </w:r>
-    </w:p>
-    <w:p>
-      <w:pPr>
-        <w:spacing w:after="200" w:before="120" w:line="360" w:lineRule="auto"/>
-        <w:jc w:val="left"/>
-      </w:pPr>
-      <w:r>
-        <w:rPr>
-          <w:rFonts w:ascii="Georgia" w:hAnsi="Georgia" w:eastAsia="Georgia" w:cs="Georgia"/>
-          <w:sz w:val="24"/>
-          <w:szCs w:val="24"/>
-        </w:rPr>
-        <w:t xml:space="preserve">If you are tempted to think the church does not matter much, consider how Christ thinks of it.</w:t>
+        <w:t xml:space="preserve">The Widow’s Two Coins</w:t>
+      </w:r>
+    </w:p>
+    <w:p>
+      <w:pPr>
+        <w:spacing w:after="200" w:before="120" w:line="360" w:lineRule="auto"/>
+        <w:jc w:val="left"/>
+      </w:pPr>
+      <w:r>
+        <w:rPr>
+          <w:rFonts w:ascii="Georgia" w:hAnsi="Georgia" w:eastAsia="Georgia" w:cs="Georgia"/>
+          <w:sz w:val="24"/>
+          <w:szCs w:val="24"/>
+        </w:rPr>
+        <w:t xml:space="preserve">There is another woman in Scripture whose story about money is even more striking — and she is never named.</w:t>
       </w:r>
     </w:p>
     <w:p>
@@ -602,7 +616,7 @@
           <w:sz w:val="24"/>
           <w:szCs w:val="24"/>
         </w:rPr>
-        <w:t xml:space="preserve">“Christ also loved the church and gave Himself up for her.”</w:t>
+        <w:t xml:space="preserve">“And He sat down opposite the treasury, and began observing how the people were putting money into the treasury; and many rich people were putting in large sums. A poor widow came and put in two small copper coins, which amount to a cent. Calling His disciples to Him, He said to them, ‘Truly I say to you, this poor widow put in more than all the contributors to the treasury; for they all put in out of their surplus, but she, out of her poverty, put in all she owned, all she had to live on.’”</w:t>
       </w:r>
     </w:p>
     <w:p>
@@ -618,49 +632,81 @@
           <w:sz w:val="22"/>
           <w:szCs w:val="22"/>
         </w:rPr>
-        <w:t xml:space="preserve">— Ephesians 5:25 (NASB)</w:t>
-      </w:r>
-    </w:p>
-    <w:p>
-      <w:pPr>
-        <w:spacing w:after="200" w:before="120" w:line="360" w:lineRule="auto"/>
-        <w:jc w:val="left"/>
-      </w:pPr>
-      <w:r>
-        <w:rPr>
-          <w:rFonts w:ascii="Georgia" w:hAnsi="Georgia" w:eastAsia="Georgia" w:cs="Georgia"/>
-          <w:sz w:val="24"/>
-          <w:szCs w:val="24"/>
-        </w:rPr>
-        <w:t xml:space="preserve">Christ loved the church. Not tolerated it. Not occasionally showed up for it. He loved it — and He died for it. He gave Himself up for her. The church is not an afterthought in God’s plan. It is central to it. It is the bride of Christ — purchased with His blood.</w:t>
-      </w:r>
-    </w:p>
-    <w:p>
-      <w:pPr>
-        <w:spacing w:after="200" w:before="120" w:line="360" w:lineRule="auto"/>
-        <w:jc w:val="left"/>
-      </w:pPr>
-      <w:r>
-        <w:rPr>
-          <w:rFonts w:ascii="Georgia" w:hAnsi="Georgia" w:eastAsia="Georgia" w:cs="Georgia"/>
-          <w:sz w:val="24"/>
-          <w:szCs w:val="24"/>
-        </w:rPr>
-        <w:t xml:space="preserve">When you treat the church as optional, you are treating as disposable something that Christ considered worth dying for. That should give you pause.</w:t>
-      </w:r>
-    </w:p>
-    <w:p>
-      <w:pPr>
-        <w:spacing w:after="200" w:before="120" w:line="360" w:lineRule="auto"/>
-        <w:jc w:val="left"/>
-      </w:pPr>
-      <w:r>
-        <w:rPr>
-          <w:rFonts w:ascii="Georgia" w:hAnsi="Georgia" w:eastAsia="Georgia" w:cs="Georgia"/>
-          <w:sz w:val="24"/>
-          <w:szCs w:val="24"/>
-        </w:rPr>
-        <w:t xml:space="preserve">This does not mean the church is above criticism. It does not mean every congregation is healthy. It does not mean you should stay in a place that teaches error or harms people. But it does mean that the idea of the church — the assembly of God’s people, gathering in His name, devoted to His word and to one another — is something God takes seriously. And He expects you to take it seriously too.</w:t>
+        <w:t xml:space="preserve">— Mark 12:41–44 (NASB)</w:t>
+      </w:r>
+    </w:p>
+    <w:p>
+      <w:pPr>
+        <w:spacing w:after="200" w:before="120" w:line="360" w:lineRule="auto"/>
+        <w:jc w:val="left"/>
+      </w:pPr>
+      <w:r>
+        <w:rPr>
+          <w:rFonts w:ascii="Georgia" w:hAnsi="Georgia" w:eastAsia="Georgia" w:cs="Georgia"/>
+          <w:sz w:val="24"/>
+          <w:szCs w:val="24"/>
+        </w:rPr>
+        <w:t xml:space="preserve">Jesus was watching the treasury — not the amounts going in, but </w:t>
+      </w:r>
+      <w:r>
+        <w:rPr>
+          <w:rFonts w:ascii="Georgia" w:hAnsi="Georgia" w:eastAsia="Georgia" w:cs="Georgia"/>
+          <w:i/>
+          <w:iCs/>
+          <w:sz w:val="24"/>
+          <w:szCs w:val="24"/>
+        </w:rPr>
+        <w:t xml:space="preserve">how</w:t>
+      </w:r>
+      <w:r>
+        <w:rPr>
+          <w:rFonts w:ascii="Georgia" w:hAnsi="Georgia" w:eastAsia="Georgia" w:cs="Georgia"/>
+          <w:sz w:val="24"/>
+          <w:szCs w:val="24"/>
+        </w:rPr>
+        <w:t xml:space="preserve"> people were giving. The rich put in large sums, and nobody questioned their generosity. But it was the widow — the woman with two small copper coins — who caught His attention.</w:t>
+      </w:r>
+    </w:p>
+    <w:p>
+      <w:pPr>
+        <w:spacing w:after="200" w:before="120" w:line="360" w:lineRule="auto"/>
+        <w:jc w:val="left"/>
+      </w:pPr>
+      <w:r>
+        <w:rPr>
+          <w:rFonts w:ascii="Georgia" w:hAnsi="Georgia" w:eastAsia="Georgia" w:cs="Georgia"/>
+          <w:sz w:val="24"/>
+          <w:szCs w:val="24"/>
+        </w:rPr>
+        <w:t xml:space="preserve">Why? Because she gave everything. The rich gave out of their surplus. She gave out of her poverty. They gave what they would never miss. She gave what she could not afford to lose.</w:t>
+      </w:r>
+    </w:p>
+    <w:p>
+      <w:pPr>
+        <w:spacing w:after="200" w:before="120" w:line="360" w:lineRule="auto"/>
+        <w:jc w:val="left"/>
+      </w:pPr>
+      <w:r>
+        <w:rPr>
+          <w:rFonts w:ascii="Georgia" w:hAnsi="Georgia" w:eastAsia="Georgia" w:cs="Georgia"/>
+          <w:sz w:val="24"/>
+          <w:szCs w:val="24"/>
+        </w:rPr>
+        <w:t xml:space="preserve">Jesus did not measure generosity by the amount. He measured it by the cost.</w:t>
+      </w:r>
+    </w:p>
+    <w:p>
+      <w:pPr>
+        <w:spacing w:after="200" w:before="120" w:line="360" w:lineRule="auto"/>
+        <w:jc w:val="left"/>
+      </w:pPr>
+      <w:r>
+        <w:rPr>
+          <w:rFonts w:ascii="Georgia" w:hAnsi="Georgia" w:eastAsia="Georgia" w:cs="Georgia"/>
+          <w:sz w:val="24"/>
+          <w:szCs w:val="24"/>
+        </w:rPr>
+        <w:t xml:space="preserve">This matters for you right now, even if you do not have much. You do not need to be wealthy to be generous. Generosity is not about the size of the gift. It is about the size of the sacrifice. The question is not “how much did you give?” The question is “what did it cost you?”</w:t>
       </w:r>
     </w:p>
     <w:p>
@@ -679,7 +725,7 @@
           <w:sz w:val="26"/>
           <w:szCs w:val="26"/>
         </w:rPr>
-        <w:t xml:space="preserve">Christ loved the church enough to die for it. You can love it enough to show up.</w:t>
+        <w:t xml:space="preserve">God does not measure your generosity by what you gave. He measures it by what you kept.</w:t>
       </w:r>
     </w:p>
     <w:p>
@@ -710,49 +756,63 @@
           <w:sz w:val="30"/>
           <w:szCs w:val="30"/>
         </w:rPr>
-        <w:t xml:space="preserve">Women in the Early Church</w:t>
-      </w:r>
-    </w:p>
-    <w:p>
-      <w:pPr>
-        <w:spacing w:after="200" w:before="120" w:line="360" w:lineRule="auto"/>
-        <w:jc w:val="left"/>
-      </w:pPr>
-      <w:r>
-        <w:rPr>
-          <w:rFonts w:ascii="Georgia" w:hAnsi="Georgia" w:eastAsia="Georgia" w:cs="Georgia"/>
-          <w:sz w:val="24"/>
-          <w:szCs w:val="24"/>
-        </w:rPr>
-        <w:t xml:space="preserve">The early church was full of women who gave themselves to the work.</w:t>
-      </w:r>
-    </w:p>
-    <w:p>
-      <w:pPr>
-        <w:spacing w:after="200" w:before="120" w:line="360" w:lineRule="auto"/>
-        <w:jc w:val="left"/>
-      </w:pPr>
-      <w:r>
-        <w:rPr>
-          <w:rFonts w:ascii="Georgia" w:hAnsi="Georgia" w:eastAsia="Georgia" w:cs="Georgia"/>
-          <w:sz w:val="24"/>
-          <w:szCs w:val="24"/>
-        </w:rPr>
-        <w:t xml:space="preserve">You have already met Lydia — the seller of purple fabrics who opened her home to the church at Philippi (Acts 16:40). But she was not alone. When Paul wrote his letter to the church at Rome, he filled the final chapter with greetings to specific people. And many of them were women.</w:t>
-      </w:r>
-    </w:p>
-    <w:p>
-      <w:pPr>
-        <w:spacing w:after="200" w:before="120" w:line="360" w:lineRule="auto"/>
-        <w:jc w:val="left"/>
-      </w:pPr>
-      <w:r>
-        <w:rPr>
-          <w:rFonts w:ascii="Georgia" w:hAnsi="Georgia" w:eastAsia="Georgia" w:cs="Georgia"/>
-          <w:sz w:val="24"/>
-          <w:szCs w:val="24"/>
-        </w:rPr>
-        <w:t xml:space="preserve">Consider Phoebe:</w:t>
+        <w:t xml:space="preserve">Contentment: The War You Will Fight</w:t>
+      </w:r>
+    </w:p>
+    <w:p>
+      <w:pPr>
+        <w:spacing w:after="200" w:before="120" w:line="360" w:lineRule="auto"/>
+        <w:jc w:val="left"/>
+      </w:pPr>
+      <w:r>
+        <w:rPr>
+          <w:rFonts w:ascii="Georgia" w:hAnsi="Georgia" w:eastAsia="Georgia" w:cs="Georgia"/>
+          <w:sz w:val="24"/>
+          <w:szCs w:val="24"/>
+        </w:rPr>
+        <w:t xml:space="preserve">If money is a test, contentment is how you pass it.</w:t>
+      </w:r>
+    </w:p>
+    <w:p>
+      <w:pPr>
+        <w:spacing w:after="200" w:before="120" w:line="360" w:lineRule="auto"/>
+        <w:jc w:val="left"/>
+      </w:pPr>
+      <w:r>
+        <w:rPr>
+          <w:rFonts w:ascii="Georgia" w:hAnsi="Georgia" w:eastAsia="Georgia" w:cs="Georgia"/>
+          <w:sz w:val="24"/>
+          <w:szCs w:val="24"/>
+        </w:rPr>
+        <w:t xml:space="preserve">The world will spend your entire life trying to convince you that you do not have enough. That is not an accident. It is a business model. Every advertisement, every influencer, every “must-have” product is designed to create a feeling of lack — to make you believe that whatever you have right now is not sufficient.</w:t>
+      </w:r>
+    </w:p>
+    <w:p>
+      <w:pPr>
+        <w:spacing w:after="200" w:before="120" w:line="360" w:lineRule="auto"/>
+        <w:jc w:val="left"/>
+      </w:pPr>
+      <w:r>
+        <w:rPr>
+          <w:rFonts w:ascii="Georgia" w:hAnsi="Georgia" w:eastAsia="Georgia" w:cs="Georgia"/>
+          <w:sz w:val="24"/>
+          <w:szCs w:val="24"/>
+        </w:rPr>
+        <w:t xml:space="preserve">It is a lie. And if you believe it, you will spend your life chasing something that keeps moving.</w:t>
+      </w:r>
+    </w:p>
+    <w:p>
+      <w:pPr>
+        <w:spacing w:after="200" w:before="120" w:line="360" w:lineRule="auto"/>
+        <w:jc w:val="left"/>
+      </w:pPr>
+      <w:r>
+        <w:rPr>
+          <w:rFonts w:ascii="Georgia" w:hAnsi="Georgia" w:eastAsia="Georgia" w:cs="Georgia"/>
+          <w:sz w:val="24"/>
+          <w:szCs w:val="24"/>
+        </w:rPr>
+        <w:t xml:space="preserve">Paul understood this. He had lived with abundance and he had lived with nothing, and he said something extraordinary:</w:t>
       </w:r>
     </w:p>
     <w:p>
@@ -770,7 +830,7 @@
           <w:sz w:val="24"/>
           <w:szCs w:val="24"/>
         </w:rPr>
-        <w:t xml:space="preserve">“I commend to you our sister Phoebe, who is a servant of the church which is at Cenchrea; that you receive her in the Lord in a manner worthy of the saints, and that you help her in whatever matter she may have need of you; for she herself has also been a helper of many, and of myself as well.”</w:t>
+        <w:t xml:space="preserve">“Not that I speak from want, for I have learned to be content in whatever circumstances I am. I know how to get along with humble means, and I also know how to live in prosperity; in any and every circumstance I have learned the secret of being filled and going hungry, both of having abundance and suffering need. I can do all things through Him who strengthens me.”</w:t>
       </w:r>
     </w:p>
     <w:p>
@@ -786,67 +846,81 @@
           <w:sz w:val="22"/>
           <w:szCs w:val="22"/>
         </w:rPr>
-        <w:t xml:space="preserve">— Romans 16:1–2 (NASB)</w:t>
-      </w:r>
-    </w:p>
-    <w:p>
-      <w:pPr>
-        <w:spacing w:after="200" w:before="120" w:line="360" w:lineRule="auto"/>
-        <w:jc w:val="left"/>
-      </w:pPr>
-      <w:r>
-        <w:rPr>
-          <w:rFonts w:ascii="Georgia" w:hAnsi="Georgia" w:eastAsia="Georgia" w:cs="Georgia"/>
-          <w:sz w:val="24"/>
-          <w:szCs w:val="24"/>
-        </w:rPr>
-        <w:t xml:space="preserve">Paul calls Phoebe a servant of the church — the Greek word is </w:t>
-      </w:r>
-      <w:r>
-        <w:rPr>
-          <w:rFonts w:ascii="Georgia" w:hAnsi="Georgia" w:eastAsia="Georgia" w:cs="Georgia"/>
-          <w:i/>
-          <w:iCs/>
-          <w:sz w:val="24"/>
-          <w:szCs w:val="24"/>
-        </w:rPr>
-        <w:t xml:space="preserve">diakonon,</w:t>
-      </w:r>
-      <w:r>
-        <w:rPr>
-          <w:rFonts w:ascii="Georgia" w:hAnsi="Georgia" w:eastAsia="Georgia" w:cs="Georgia"/>
-          <w:sz w:val="24"/>
-          <w:szCs w:val="24"/>
-        </w:rPr>
-        <w:t xml:space="preserve"> which simply means “one who serves.” It is used broadly throughout the New Testament of anyone who serves — Paul uses it of himself and of Christ. Phoebe was a woman who served the church, and served well. She helped many. She helped Paul himself. And Paul trusted her enough to commend her to the entire church at Rome. Many believe she was the one who carried Paul’s letter to the Romans — one of the most important documents in Christian history — from Corinth to Rome.</w:t>
-      </w:r>
-    </w:p>
-    <w:p>
-      <w:pPr>
-        <w:spacing w:after="200" w:before="120" w:line="360" w:lineRule="auto"/>
-        <w:jc w:val="left"/>
-      </w:pPr>
-      <w:r>
-        <w:rPr>
-          <w:rFonts w:ascii="Georgia" w:hAnsi="Georgia" w:eastAsia="Georgia" w:cs="Georgia"/>
-          <w:sz w:val="24"/>
-          <w:szCs w:val="24"/>
-        </w:rPr>
-        <w:t xml:space="preserve">Then there is Priscilla. Along with her husband Aquila, she was one of Paul’s closest fellow workers. They met Paul in Corinth, where they worked together as tentmakers (Acts 18:1–3). They traveled with him. They risked their own necks for his life (Romans 16:3–4). And when a gifted preacher named Apollos came to Ephesus teaching accurately about Jesus but with an incomplete understanding, it was Priscilla and Aquila who “took him aside and explained to him the way of God more accurately” (Acts 18:26, NASB).</w:t>
-      </w:r>
-    </w:p>
-    <w:p>
-      <w:pPr>
-        <w:spacing w:after="200" w:before="120" w:line="360" w:lineRule="auto"/>
-        <w:jc w:val="left"/>
-      </w:pPr>
-      <w:r>
-        <w:rPr>
-          <w:rFonts w:ascii="Georgia" w:hAnsi="Georgia" w:eastAsia="Georgia" w:cs="Georgia"/>
-          <w:sz w:val="24"/>
-          <w:szCs w:val="24"/>
-        </w:rPr>
-        <w:t xml:space="preserve">Paul greets them in Romans:</w:t>
+        <w:t xml:space="preserve">— Philippians 4:11–13 (NASB)</w:t>
+      </w:r>
+    </w:p>
+    <w:p>
+      <w:pPr>
+        <w:spacing w:after="200" w:before="120" w:line="360" w:lineRule="auto"/>
+        <w:jc w:val="left"/>
+      </w:pPr>
+      <w:r>
+        <w:rPr>
+          <w:rFonts w:ascii="Georgia" w:hAnsi="Georgia" w:eastAsia="Georgia" w:cs="Georgia"/>
+          <w:sz w:val="24"/>
+          <w:szCs w:val="24"/>
+        </w:rPr>
+        <w:t xml:space="preserve">Notice that contentment was something Paul </w:t>
+      </w:r>
+      <w:r>
+        <w:rPr>
+          <w:rFonts w:ascii="Georgia" w:hAnsi="Georgia" w:eastAsia="Georgia" w:cs="Georgia"/>
+          <w:i/>
+          <w:iCs/>
+          <w:sz w:val="24"/>
+          <w:szCs w:val="24"/>
+        </w:rPr>
+        <w:t xml:space="preserve">learned.</w:t>
+      </w:r>
+      <w:r>
+        <w:rPr>
+          <w:rFonts w:ascii="Georgia" w:hAnsi="Georgia" w:eastAsia="Georgia" w:cs="Georgia"/>
+          <w:sz w:val="24"/>
+          <w:szCs w:val="24"/>
+        </w:rPr>
+        <w:t xml:space="preserve"> It did not come naturally to him any more than it comes naturally to you. It was a discipline — a practice — something he had to work at. And notice where his contentment came from: not from having enough money, but from Christ who strengthened him.</w:t>
+      </w:r>
+    </w:p>
+    <w:p>
+      <w:pPr>
+        <w:spacing w:after="200" w:before="120" w:line="360" w:lineRule="auto"/>
+        <w:jc w:val="left"/>
+      </w:pPr>
+      <w:r>
+        <w:rPr>
+          <w:rFonts w:ascii="Georgia" w:hAnsi="Georgia" w:eastAsia="Georgia" w:cs="Georgia"/>
+          <w:sz w:val="24"/>
+          <w:szCs w:val="24"/>
+        </w:rPr>
+        <w:t xml:space="preserve">That last verse — “I can do all things through Him who strengthens me” — is one of the most misused verses in the Bible. People put it on coffee cups and gym shirts as if Paul were talking about winning games or getting promotions. He was not. He was talking about contentment. He was saying: through Christ, I can be content whether I have much or little. That is the “all things” he is talking about.</w:t>
+      </w:r>
+    </w:p>
+    <w:p>
+      <w:pPr>
+        <w:spacing w:after="200" w:before="120" w:line="360" w:lineRule="auto"/>
+        <w:jc w:val="left"/>
+      </w:pPr>
+      <w:r>
+        <w:rPr>
+          <w:rFonts w:ascii="Georgia" w:hAnsi="Georgia" w:eastAsia="Georgia" w:cs="Georgia"/>
+          <w:sz w:val="24"/>
+          <w:szCs w:val="24"/>
+        </w:rPr>
+        <w:t xml:space="preserve">Contentment is not about having everything you want. It is about wanting what you have — because you trust the God who gave it to you.</w:t>
+      </w:r>
+    </w:p>
+    <w:p>
+      <w:pPr>
+        <w:spacing w:after="200" w:before="120" w:line="360" w:lineRule="auto"/>
+        <w:jc w:val="left"/>
+      </w:pPr>
+      <w:r>
+        <w:rPr>
+          <w:rFonts w:ascii="Georgia" w:hAnsi="Georgia" w:eastAsia="Georgia" w:cs="Georgia"/>
+          <w:sz w:val="24"/>
+          <w:szCs w:val="24"/>
+        </w:rPr>
+        <w:t xml:space="preserve">The writer of Hebrews puts it plainly:</w:t>
       </w:r>
     </w:p>
     <w:p>
@@ -864,7 +938,7 @@
           <w:sz w:val="24"/>
           <w:szCs w:val="24"/>
         </w:rPr>
-        <w:t xml:space="preserve">“Greet Prisca and Aquila, my fellow workers in Christ Jesus, who for my life risked their own necks, to whom not only do I give thanks, but also all the churches of the Gentiles; also greet the church that is in their house.”</w:t>
+        <w:t xml:space="preserve">“Make sure that your character is free from the love of money, being content with what you have; for He Himself has said, ‘I will never desert you, nor will I ever forsake you.’”</w:t>
       </w:r>
     </w:p>
     <w:p>
@@ -880,77 +954,21 @@
           <w:sz w:val="22"/>
           <w:szCs w:val="22"/>
         </w:rPr>
-        <w:t xml:space="preserve">— Romans 16:3–5 (NASB)</w:t>
-      </w:r>
-    </w:p>
-    <w:p>
-      <w:pPr>
-        <w:spacing w:after="200" w:before="120" w:line="360" w:lineRule="auto"/>
-        <w:jc w:val="left"/>
-      </w:pPr>
-      <w:r>
-        <w:rPr>
-          <w:rFonts w:ascii="Georgia" w:hAnsi="Georgia" w:eastAsia="Georgia" w:cs="Georgia"/>
-          <w:sz w:val="24"/>
-          <w:szCs w:val="24"/>
-        </w:rPr>
-        <w:t xml:space="preserve">A church met in their home. They risked their lives for the gospel. Paul called them fellow workers. And all the churches of the Gentiles gave thanks for them.</w:t>
-      </w:r>
-    </w:p>
-    <w:p>
-      <w:pPr>
-        <w:spacing w:after="200" w:before="120" w:line="360" w:lineRule="auto"/>
-        <w:jc w:val="left"/>
-      </w:pPr>
-      <w:r>
-        <w:rPr>
-          <w:rFonts w:ascii="Georgia" w:hAnsi="Georgia" w:eastAsia="Georgia" w:cs="Georgia"/>
-          <w:sz w:val="24"/>
-          <w:szCs w:val="24"/>
-        </w:rPr>
-        <w:t xml:space="preserve">These women were not spectators. They were not sitting in the back waiting for someone to tell them what to do. They were serving, teaching, hosting, supporting, carrying letters, and building the church from the inside out.</w:t>
-      </w:r>
-    </w:p>
-    <w:p>
-      <w:pPr>
-        <w:spacing w:after="200" w:before="120" w:line="360" w:lineRule="auto"/>
-        <w:jc w:val="left"/>
-      </w:pPr>
-      <w:r>
-        <w:rPr>
-          <w:rFonts w:ascii="Georgia" w:hAnsi="Georgia" w:eastAsia="Georgia" w:cs="Georgia"/>
-          <w:sz w:val="24"/>
-          <w:szCs w:val="24"/>
-        </w:rPr>
-        <w:t xml:space="preserve">The church needs women like that today. It needs you.</w:t>
-      </w:r>
-    </w:p>
-    <w:p>
-      <w:pPr>
-        <w:spacing w:after="200" w:before="120" w:line="360" w:lineRule="auto"/>
-        <w:jc w:val="left"/>
-      </w:pPr>
-      <w:r>
-        <w:rPr>
-          <w:rFonts w:ascii="Georgia" w:hAnsi="Georgia" w:eastAsia="Georgia" w:cs="Georgia"/>
-          <w:sz w:val="24"/>
-          <w:szCs w:val="24"/>
-        </w:rPr>
-        <w:t xml:space="preserve">The New Testament does assign different roles to men and women in the church. Elders, deacons, and preachers are roles Scripture gives to qualified men — not because men are superior, but because God designed a headship structure for both the home and the church (1 Corinthians 11:3, 1 Timothy 2:11–12, 1 Timothy 3:1–13). But different roles do not mean different value. Men and women are equal in worth, equal in salvation (Galatians 3:28), and equally essential to the body of Christ.</w:t>
-      </w:r>
-    </w:p>
-    <w:p>
-      <w:pPr>
-        <w:spacing w:after="200" w:before="120" w:line="360" w:lineRule="auto"/>
-        <w:jc w:val="left"/>
-      </w:pPr>
-      <w:r>
-        <w:rPr>
-          <w:rFonts w:ascii="Georgia" w:hAnsi="Georgia" w:eastAsia="Georgia" w:cs="Georgia"/>
-          <w:sz w:val="24"/>
-          <w:szCs w:val="24"/>
-        </w:rPr>
-        <w:t xml:space="preserve">Women like Phoebe, Priscilla, and Lydia served powerfully within God’s design — they did not need a title to build the church. Their work speaks for itself. And that should encourage you: you do not need a position to make a difference. You need faithfulness, a willing heart, and the courage to show up.</w:t>
+        <w:t xml:space="preserve">— Hebrews 13:5 (NASB)</w:t>
+      </w:r>
+    </w:p>
+    <w:p>
+      <w:pPr>
+        <w:spacing w:after="200" w:before="120" w:line="360" w:lineRule="auto"/>
+        <w:jc w:val="left"/>
+      </w:pPr>
+      <w:r>
+        <w:rPr>
+          <w:rFonts w:ascii="Georgia" w:hAnsi="Georgia" w:eastAsia="Georgia" w:cs="Georgia"/>
+          <w:sz w:val="24"/>
+          <w:szCs w:val="24"/>
+        </w:rPr>
+        <w:t xml:space="preserve">The cure for the love of money is not poverty. It is the promise of God’s presence. He will never leave you. He will never forsake you. When you believe that — really believe it — the grip that money has on your heart begins to loosen.</w:t>
       </w:r>
     </w:p>
     <w:p>
@@ -969,7 +987,7 @@
           <w:sz w:val="26"/>
           <w:szCs w:val="26"/>
         </w:rPr>
-        <w:t xml:space="preserve">Phoebe served. Priscilla taught. Lydia hosted. The church was built by women who showed up and gave everything they had.</w:t>
+        <w:t xml:space="preserve">Contentment is not having everything you want. It is trusting the God who gives you what you need.</w:t>
       </w:r>
     </w:p>
     <w:p>
@@ -1000,169 +1018,111 @@
           <w:sz w:val="30"/>
           <w:szCs w:val="30"/>
         </w:rPr>
-        <w:t xml:space="preserve">What the Assembly Looked Like</w:t>
-      </w:r>
-    </w:p>
-    <w:p>
-      <w:pPr>
-        <w:spacing w:after="200" w:before="120" w:line="360" w:lineRule="auto"/>
-        <w:jc w:val="left"/>
-      </w:pPr>
-      <w:r>
-        <w:rPr>
-          <w:rFonts w:ascii="Georgia" w:hAnsi="Georgia" w:eastAsia="Georgia" w:cs="Georgia"/>
-          <w:sz w:val="24"/>
-          <w:szCs w:val="24"/>
-        </w:rPr>
-        <w:t xml:space="preserve">So what did the early church actually do when they gathered?</w:t>
-      </w:r>
-    </w:p>
-    <w:p>
-      <w:pPr>
-        <w:spacing w:after="200" w:before="120" w:line="360" w:lineRule="auto"/>
-        <w:jc w:val="left"/>
-      </w:pPr>
-      <w:r>
-        <w:rPr>
-          <w:rFonts w:ascii="Georgia" w:hAnsi="Georgia" w:eastAsia="Georgia" w:cs="Georgia"/>
-          <w:sz w:val="24"/>
-          <w:szCs w:val="24"/>
-        </w:rPr>
-        <w:t xml:space="preserve">Acts 2:42 gives us the summary: they devoted themselves to the apostles’ teaching, to fellowship, to the breaking of bread, and to prayer.</w:t>
-      </w:r>
-    </w:p>
-    <w:p>
-      <w:pPr>
-        <w:spacing w:after="200" w:before="120" w:line="360" w:lineRule="auto"/>
-        <w:jc w:val="left"/>
-      </w:pPr>
-      <w:r>
-        <w:rPr>
-          <w:rFonts w:ascii="Georgia" w:hAnsi="Georgia" w:eastAsia="Georgia" w:cs="Georgia"/>
-          <w:sz w:val="24"/>
-          <w:szCs w:val="24"/>
-        </w:rPr>
-        <w:t xml:space="preserve">The apostles’ teaching is what we now have preserved in the New Testament. When the church assembled, the word of God was taught. This was not optional entertainment. It was the foundation of everything they did.</w:t>
-      </w:r>
-    </w:p>
-    <w:p>
-      <w:pPr>
-        <w:spacing w:after="200" w:before="120" w:line="360" w:lineRule="auto"/>
-        <w:jc w:val="left"/>
-      </w:pPr>
-      <w:r>
-        <w:rPr>
-          <w:rFonts w:ascii="Georgia" w:hAnsi="Georgia" w:eastAsia="Georgia" w:cs="Georgia"/>
-          <w:sz w:val="24"/>
-          <w:szCs w:val="24"/>
-        </w:rPr>
-        <w:t xml:space="preserve">Fellowship — the Greek word </w:t>
-      </w:r>
-      <w:r>
-        <w:rPr>
-          <w:rFonts w:ascii="Georgia" w:hAnsi="Georgia" w:eastAsia="Georgia" w:cs="Georgia"/>
-          <w:i/>
-          <w:iCs/>
-          <w:sz w:val="24"/>
-          <w:szCs w:val="24"/>
-        </w:rPr>
-        <w:t xml:space="preserve">koinonia</w:t>
-      </w:r>
-      <w:r>
-        <w:rPr>
-          <w:rFonts w:ascii="Georgia" w:hAnsi="Georgia" w:eastAsia="Georgia" w:cs="Georgia"/>
-          <w:sz w:val="24"/>
-          <w:szCs w:val="24"/>
-        </w:rPr>
-        <w:t xml:space="preserve"> — means sharing, partnership, communion. It is not just socializing. It is the deep connection that comes from sharing the same faith, the same Lord, the same mission. You cannot have </w:t>
-      </w:r>
-      <w:r>
-        <w:rPr>
-          <w:rFonts w:ascii="Georgia" w:hAnsi="Georgia" w:eastAsia="Georgia" w:cs="Georgia"/>
-          <w:i/>
-          <w:iCs/>
-          <w:sz w:val="24"/>
-          <w:szCs w:val="24"/>
-        </w:rPr>
-        <w:t xml:space="preserve">koinonia</w:t>
-      </w:r>
-      <w:r>
-        <w:rPr>
-          <w:rFonts w:ascii="Georgia" w:hAnsi="Georgia" w:eastAsia="Georgia" w:cs="Georgia"/>
-          <w:sz w:val="24"/>
-          <w:szCs w:val="24"/>
-        </w:rPr>
-        <w:t xml:space="preserve"> by yourself. It requires the assembly.</w:t>
-      </w:r>
-    </w:p>
-    <w:p>
-      <w:pPr>
-        <w:spacing w:after="200" w:before="120" w:line="360" w:lineRule="auto"/>
-        <w:jc w:val="left"/>
-      </w:pPr>
-      <w:r>
-        <w:rPr>
-          <w:rFonts w:ascii="Georgia" w:hAnsi="Georgia" w:eastAsia="Georgia" w:cs="Georgia"/>
-          <w:sz w:val="24"/>
-          <w:szCs w:val="24"/>
-        </w:rPr>
-        <w:t xml:space="preserve">The breaking of bread refers to the Lord’s Supper — the memorial that Jesus instituted the night before His death (Luke 22:19–20). Paul describes the church at Troas gathering “on the first day of the week” to break bread (Acts 20:7). This was the pattern: the church assembled on the first day of the week, and they observed the Lord’s Supper together.</w:t>
-      </w:r>
-    </w:p>
-    <w:p>
-      <w:pPr>
-        <w:spacing w:after="200" w:before="120" w:line="360" w:lineRule="auto"/>
-        <w:jc w:val="left"/>
-      </w:pPr>
-      <w:r>
-        <w:rPr>
-          <w:rFonts w:ascii="Georgia" w:hAnsi="Georgia" w:eastAsia="Georgia" w:cs="Georgia"/>
-          <w:sz w:val="24"/>
-          <w:szCs w:val="24"/>
-        </w:rPr>
-        <w:t xml:space="preserve">And prayer. Not just private prayer — though that matters — but corporate prayer. Christians praying together, lifting their voices together, interceding for one another and for the world.</w:t>
-      </w:r>
-    </w:p>
-    <w:p>
-      <w:pPr>
-        <w:spacing w:after="200" w:before="120" w:line="360" w:lineRule="auto"/>
-        <w:jc w:val="left"/>
-      </w:pPr>
-      <w:r>
-        <w:rPr>
-          <w:rFonts w:ascii="Georgia" w:hAnsi="Georgia" w:eastAsia="Georgia" w:cs="Georgia"/>
-          <w:sz w:val="24"/>
-          <w:szCs w:val="24"/>
-        </w:rPr>
-        <w:t xml:space="preserve">And singing. Paul told the Ephesians: “Speaking to one another in psalms and hymns and spiritual songs, singing and making melody with your heart to the Lord” (Ephesians 5:19, NASB). And to the Colossians: “Teaching and admonishing one another with psalms and hymns and spiritual songs, singing with thankfulness in your hearts to God” (Colossians 3:16, NASB). Notice where the melody is made — in the heart. The New Testament pattern for worship is the human voice lifted to God, not a performance to be watched. When the church sings together, every voice matters. Yours included.</w:t>
-      </w:r>
-    </w:p>
-    <w:p>
-      <w:pPr>
-        <w:spacing w:after="200" w:before="120" w:line="360" w:lineRule="auto"/>
-        <w:jc w:val="left"/>
-      </w:pPr>
-      <w:r>
-        <w:rPr>
-          <w:rFonts w:ascii="Georgia" w:hAnsi="Georgia" w:eastAsia="Georgia" w:cs="Georgia"/>
-          <w:sz w:val="24"/>
-          <w:szCs w:val="24"/>
-        </w:rPr>
-        <w:t xml:space="preserve">And giving. Paul instructed the Corinthians: “On the first day of every week each one of you is to put aside and save, as he may prosper” (1 Corinthians 16:1–2, NASB). This is not tithing — tithing was part of the Law of Moses. New Testament giving is proportional and purposeful: as you have been prospered, and as you have purposed in your heart, “not grudgingly or under compulsion, for God loves a cheerful giver” (2 Corinthians 9:7, NASB). Giving is an act of worship, not a tax.</w:t>
-      </w:r>
-    </w:p>
-    <w:p>
-      <w:pPr>
-        <w:spacing w:after="200" w:before="120" w:line="360" w:lineRule="auto"/>
-        <w:jc w:val="left"/>
-      </w:pPr>
-      <w:r>
-        <w:rPr>
-          <w:rFonts w:ascii="Georgia" w:hAnsi="Georgia" w:eastAsia="Georgia" w:cs="Georgia"/>
-          <w:sz w:val="24"/>
-          <w:szCs w:val="24"/>
-        </w:rPr>
-        <w:t xml:space="preserve">This is what the assembly is for. Not performance. Not entertainment. Not a building program. The teaching, the fellowship, the Lord’s Supper, prayer, singing, and giving. When a church is devoted to these things, it is doing what God designed it to do.</w:t>
+        <w:t xml:space="preserve">Generosity: The Antidote</w:t>
+      </w:r>
+    </w:p>
+    <w:p>
+      <w:pPr>
+        <w:spacing w:after="200" w:before="120" w:line="360" w:lineRule="auto"/>
+        <w:jc w:val="left"/>
+      </w:pPr>
+      <w:r>
+        <w:rPr>
+          <w:rFonts w:ascii="Georgia" w:hAnsi="Georgia" w:eastAsia="Georgia" w:cs="Georgia"/>
+          <w:sz w:val="24"/>
+          <w:szCs w:val="24"/>
+        </w:rPr>
+        <w:t xml:space="preserve">If the love of money is a disease, generosity is the cure.</w:t>
+      </w:r>
+    </w:p>
+    <w:p>
+      <w:pPr>
+        <w:spacing w:after="200" w:before="120" w:line="360" w:lineRule="auto"/>
+        <w:jc w:val="left"/>
+      </w:pPr>
+      <w:r>
+        <w:rPr>
+          <w:rFonts w:ascii="Georgia" w:hAnsi="Georgia" w:eastAsia="Georgia" w:cs="Georgia"/>
+          <w:sz w:val="24"/>
+          <w:szCs w:val="24"/>
+        </w:rPr>
+        <w:t xml:space="preserve">There is something that happens inside you when you give. Not because giving earns you anything with God — it does not. Salvation is a gift, not a transaction. But giving breaks the power that money wants to hold over your heart. When you give freely, you declare that your security is not in the money. It is in God.</w:t>
+      </w:r>
+    </w:p>
+    <w:p>
+      <w:pPr>
+        <w:spacing w:after="200" w:before="120" w:line="360" w:lineRule="auto"/>
+        <w:jc w:val="left"/>
+      </w:pPr>
+      <w:r>
+        <w:rPr>
+          <w:rFonts w:ascii="Georgia" w:hAnsi="Georgia" w:eastAsia="Georgia" w:cs="Georgia"/>
+          <w:sz w:val="24"/>
+          <w:szCs w:val="24"/>
+        </w:rPr>
+        <w:t xml:space="preserve">Paul encouraged the church at Corinth with this principle:</w:t>
+      </w:r>
+    </w:p>
+    <w:p>
+      <w:pPr>
+        <w:spacing w:after="120" w:before="360" w:line="360" w:lineRule="auto"/>
+        <w:ind w:left="720" w:right="720"/>
+        <w:jc w:val="left"/>
+      </w:pPr>
+      <w:r>
+        <w:rPr>
+          <w:rFonts w:ascii="Georgia" w:hAnsi="Georgia" w:eastAsia="Georgia" w:cs="Georgia"/>
+          <w:i/>
+          <w:iCs/>
+          <w:color w:val="2C3E50"/>
+          <w:sz w:val="24"/>
+          <w:szCs w:val="24"/>
+        </w:rPr>
+        <w:t xml:space="preserve">“Now this I say, he who sows sparingly will also reap sparingly, and he who sows bountifully will also reap bountifully. Each one must do just as he has purposed in his heart, not grudgingly or under compulsion, for God loves a cheerful giver.”</w:t>
+      </w:r>
+    </w:p>
+    <w:p>
+      <w:pPr>
+        <w:spacing w:after="360" w:before="0"/>
+        <w:ind w:right="720"/>
+        <w:jc w:val="right"/>
+      </w:pPr>
+      <w:r>
+        <w:rPr>
+          <w:rFonts w:ascii="Georgia" w:hAnsi="Georgia" w:eastAsia="Georgia" w:cs="Georgia"/>
+          <w:color w:val="8B7355"/>
+          <w:sz w:val="22"/>
+          <w:szCs w:val="22"/>
+        </w:rPr>
+        <w:t xml:space="preserve">— 2 Corinthians 9:6–7 (NASB)</w:t>
+      </w:r>
+    </w:p>
+    <w:p>
+      <w:pPr>
+        <w:spacing w:after="200" w:before="120" w:line="360" w:lineRule="auto"/>
+        <w:jc w:val="left"/>
+      </w:pPr>
+      <w:r>
+        <w:rPr>
+          <w:rFonts w:ascii="Georgia" w:hAnsi="Georgia" w:eastAsia="Georgia" w:cs="Georgia"/>
+          <w:sz w:val="24"/>
+          <w:szCs w:val="24"/>
+        </w:rPr>
+        <w:t xml:space="preserve">A cheerful giver. Not a reluctant giver. Not someone who gives because they feel guilty or pressured. Someone who gives because they have decided in their heart that this is what they want to do with what God has given them.</w:t>
+      </w:r>
+    </w:p>
+    <w:p>
+      <w:pPr>
+        <w:spacing w:after="200" w:before="120" w:line="360" w:lineRule="auto"/>
+        <w:jc w:val="left"/>
+      </w:pPr>
+      <w:r>
+        <w:rPr>
+          <w:rFonts w:ascii="Georgia" w:hAnsi="Georgia" w:eastAsia="Georgia" w:cs="Georgia"/>
+          <w:sz w:val="24"/>
+          <w:szCs w:val="24"/>
+        </w:rPr>
+        <w:t xml:space="preserve">Start now. You do not have to wait until you are wealthy to practice generosity. Give to the church. Give to someone in need. Give your time, your resources, your attention to people who cannot repay you. Build the muscle now — because if you do not learn to give when you have little, you will not give when you have much.</w:t>
       </w:r>
     </w:p>
     <w:p>
@@ -1181,7 +1141,7 @@
           <w:sz w:val="26"/>
           <w:szCs w:val="26"/>
         </w:rPr>
-        <w:t xml:space="preserve">The church gathers for the teaching, the fellowship, the bread, the prayer, the singing, and the giving. Everything else is secondary.</w:t>
+        <w:t xml:space="preserve">If you will not give when you have little, you will not give when you have much.</w:t>
       </w:r>
     </w:p>
     <w:p>
@@ -1212,105 +1172,77 @@
           <w:sz w:val="30"/>
           <w:szCs w:val="30"/>
         </w:rPr>
-        <w:t xml:space="preserve">“But the Church Hurt Me”</w:t>
-      </w:r>
-    </w:p>
-    <w:p>
-      <w:pPr>
-        <w:spacing w:after="200" w:before="120" w:line="360" w:lineRule="auto"/>
-        <w:jc w:val="left"/>
-      </w:pPr>
-      <w:r>
-        <w:rPr>
-          <w:rFonts w:ascii="Georgia" w:hAnsi="Georgia" w:eastAsia="Georgia" w:cs="Georgia"/>
-          <w:sz w:val="24"/>
-          <w:szCs w:val="24"/>
-        </w:rPr>
-        <w:t xml:space="preserve">This has to be addressed, because it is real.</w:t>
-      </w:r>
-    </w:p>
-    <w:p>
-      <w:pPr>
-        <w:spacing w:after="200" w:before="120" w:line="360" w:lineRule="auto"/>
-        <w:jc w:val="left"/>
-      </w:pPr>
-      <w:r>
-        <w:rPr>
-          <w:rFonts w:ascii="Georgia" w:hAnsi="Georgia" w:eastAsia="Georgia" w:cs="Georgia"/>
-          <w:sz w:val="24"/>
-          <w:szCs w:val="24"/>
-        </w:rPr>
-        <w:t xml:space="preserve">Some of you have been hurt by people in the church. Maybe a leader was hypocritical. Maybe you were judged, excluded, or treated unkindly. Maybe the church you grew up in was more about appearances than truth. Maybe someone who claimed to represent Christ did something that did not look anything like Him.</w:t>
-      </w:r>
-    </w:p>
-    <w:p>
-      <w:pPr>
-        <w:spacing w:after="200" w:before="120" w:line="360" w:lineRule="auto"/>
-        <w:jc w:val="left"/>
-      </w:pPr>
-      <w:r>
-        <w:rPr>
-          <w:rFonts w:ascii="Georgia" w:hAnsi="Georgia" w:eastAsia="Georgia" w:cs="Georgia"/>
-          <w:sz w:val="24"/>
-          <w:szCs w:val="24"/>
-        </w:rPr>
-        <w:t xml:space="preserve">That pain is real. And it is not dismissed by anything in this chapter.</w:t>
-      </w:r>
-    </w:p>
-    <w:p>
-      <w:pPr>
-        <w:spacing w:after="200" w:before="120" w:line="360" w:lineRule="auto"/>
-        <w:jc w:val="left"/>
-      </w:pPr>
-      <w:r>
-        <w:rPr>
-          <w:rFonts w:ascii="Georgia" w:hAnsi="Georgia" w:eastAsia="Georgia" w:cs="Georgia"/>
-          <w:sz w:val="24"/>
-          <w:szCs w:val="24"/>
-        </w:rPr>
-        <w:t xml:space="preserve">But here is the truth you need to hold onto: the church is made up of imperfect people. It always has been. The church at Corinth was a mess — divisions, lawsuits, immorality, disorder at the Lord’s table. Paul spent two entire letters correcting them. The churches in Galatia were being led astray by false teaching. The church at Laodicea was lukewarm and self-satisfied (Revelation 3:14–17).</w:t>
-      </w:r>
-    </w:p>
-    <w:p>
-      <w:pPr>
-        <w:spacing w:after="200" w:before="120" w:line="360" w:lineRule="auto"/>
-        <w:jc w:val="left"/>
-      </w:pPr>
-      <w:r>
-        <w:rPr>
-          <w:rFonts w:ascii="Georgia" w:hAnsi="Georgia" w:eastAsia="Georgia" w:cs="Georgia"/>
-          <w:sz w:val="24"/>
-          <w:szCs w:val="24"/>
-        </w:rPr>
-        <w:t xml:space="preserve">The New Testament never pretends the church is perfect. But it never tells you to leave, either. It tells you to help make it better.</w:t>
-      </w:r>
-    </w:p>
-    <w:p>
-      <w:pPr>
-        <w:spacing w:after="200" w:before="120" w:line="360" w:lineRule="auto"/>
-        <w:jc w:val="left"/>
-      </w:pPr>
-      <w:r>
-        <w:rPr>
-          <w:rFonts w:ascii="Georgia" w:hAnsi="Georgia" w:eastAsia="Georgia" w:cs="Georgia"/>
-          <w:sz w:val="24"/>
-          <w:szCs w:val="24"/>
-        </w:rPr>
-        <w:t xml:space="preserve">If you have been hurt, take that pain seriously. Talk to someone you trust. Find a congregation that teaches the truth and practices it. But do not use the failure of some Christians as an excuse to abandon what Christ established. The church is not the problem. Sin is the problem. And sin will follow you whether you are inside the church or outside of it.</w:t>
-      </w:r>
-    </w:p>
-    <w:p>
-      <w:pPr>
-        <w:spacing w:after="200" w:before="120" w:line="360" w:lineRule="auto"/>
-        <w:jc w:val="left"/>
-      </w:pPr>
-      <w:r>
-        <w:rPr>
-          <w:rFonts w:ascii="Georgia" w:hAnsi="Georgia" w:eastAsia="Georgia" w:cs="Georgia"/>
-          <w:sz w:val="24"/>
-          <w:szCs w:val="24"/>
-        </w:rPr>
-        <w:t xml:space="preserve">The answer to a bad church experience is not no church. It is the right church — a church that holds to the apostles’ teaching, that practices genuine fellowship, that gathers faithfully, and that cares more about truth than tradition.</w:t>
+        <w:t xml:space="preserve">A Few Practical Words</w:t>
+      </w:r>
+    </w:p>
+    <w:p>
+      <w:pPr>
+        <w:spacing w:after="200" w:before="120" w:line="360" w:lineRule="auto"/>
+        <w:jc w:val="left"/>
+      </w:pPr>
+      <w:r>
+        <w:rPr>
+          <w:rFonts w:ascii="Georgia" w:hAnsi="Georgia" w:eastAsia="Georgia" w:cs="Georgia"/>
+          <w:sz w:val="24"/>
+          <w:szCs w:val="24"/>
+        </w:rPr>
+        <w:t xml:space="preserve">This chapter would not be complete without some plain talk about how to handle money well while you are young.</w:t>
+      </w:r>
+    </w:p>
+    <w:p>
+      <w:pPr>
+        <w:spacing w:after="200" w:before="120" w:line="360" w:lineRule="auto"/>
+        <w:jc w:val="left"/>
+      </w:pPr>
+      <w:r>
+        <w:rPr>
+          <w:rFonts w:ascii="Georgia" w:hAnsi="Georgia" w:eastAsia="Georgia" w:cs="Georgia"/>
+          <w:sz w:val="24"/>
+          <w:szCs w:val="24"/>
+        </w:rPr>
+        <w:t xml:space="preserve">Do not spend everything you earn. This sounds obvious, but it is where most people fail. The moment money comes in, they find a way to send it right back out. Learn to set something aside — even if it is small — before you spend anything else.</w:t>
+      </w:r>
+    </w:p>
+    <w:p>
+      <w:pPr>
+        <w:spacing w:after="200" w:before="120" w:line="360" w:lineRule="auto"/>
+        <w:jc w:val="left"/>
+      </w:pPr>
+      <w:r>
+        <w:rPr>
+          <w:rFonts w:ascii="Georgia" w:hAnsi="Georgia" w:eastAsia="Georgia" w:cs="Georgia"/>
+          <w:sz w:val="24"/>
+          <w:szCs w:val="24"/>
+        </w:rPr>
+        <w:t xml:space="preserve">Avoid debt like it is a trap — because it is. “The borrower is servant to the lender” (Proverbs 22:7). Debt promises freedom and delivers bondage. There may come a time when some borrowing is necessary, but a young woman who learns to live within her means will save herself decades of financial stress.</w:t>
+      </w:r>
+    </w:p>
+    <w:p>
+      <w:pPr>
+        <w:spacing w:after="200" w:before="120" w:line="360" w:lineRule="auto"/>
+        <w:jc w:val="left"/>
+      </w:pPr>
+      <w:r>
+        <w:rPr>
+          <w:rFonts w:ascii="Georgia" w:hAnsi="Georgia" w:eastAsia="Georgia" w:cs="Georgia"/>
+          <w:sz w:val="24"/>
+          <w:szCs w:val="24"/>
+        </w:rPr>
+        <w:t xml:space="preserve">Give first, save second, spend last. Most people reverse this order. They spend first, save if anything is left over, and give from the scraps. Flip it. When giving comes first, it sets the order of your heart — it reminds you that everything you have belongs to God, and you are managing it on His behalf.</w:t>
+      </w:r>
+    </w:p>
+    <w:p>
+      <w:pPr>
+        <w:spacing w:after="200" w:before="120" w:line="360" w:lineRule="auto"/>
+        <w:jc w:val="left"/>
+      </w:pPr>
+      <w:r>
+        <w:rPr>
+          <w:rFonts w:ascii="Georgia" w:hAnsi="Georgia" w:eastAsia="Georgia" w:cs="Georgia"/>
+          <w:sz w:val="24"/>
+          <w:szCs w:val="24"/>
+        </w:rPr>
+        <w:t xml:space="preserve">Do not let money determine your worth. You are not more valuable because you have more. You are not less valuable because you have less. Your worth was settled at the cross, and no bank account can add to it or subtract from it.</w:t>
       </w:r>
     </w:p>
     <w:p>
@@ -1329,7 +1261,7 @@
           <w:sz w:val="26"/>
           <w:szCs w:val="26"/>
         </w:rPr>
-        <w:t xml:space="preserve">The answer to a bad church experience is not no church. It is the right church.</w:t>
+        <w:t xml:space="preserve">Give first. Save second. Spend last.</w:t>
       </w:r>
     </w:p>
     <w:p>
@@ -1350,92 +1282,7 @@
     </w:p>
     <w:p>
       <w:pPr>
-        <w:spacing w:after="0" w:before="0"/>
-      </w:pPr>
-      <w:r>
-        <w:rPr>
-          <w:rFonts w:ascii="Georgia" w:hAnsi="Georgia" w:eastAsia="Georgia" w:cs="Georgia"/>
-          <w:b/>
-          <w:bCs/>
-          <w:sz w:val="30"/>
-          <w:szCs w:val="30"/>
-        </w:rPr>
-        <w:t xml:space="preserve">You Are Needed</w:t>
-      </w:r>
-    </w:p>
-    <w:p>
-      <w:pPr>
-        <w:spacing w:after="200" w:before="120" w:line="360" w:lineRule="auto"/>
-        <w:jc w:val="left"/>
-      </w:pPr>
-      <w:r>
-        <w:rPr>
-          <w:rFonts w:ascii="Georgia" w:hAnsi="Georgia" w:eastAsia="Georgia" w:cs="Georgia"/>
-          <w:sz w:val="24"/>
-          <w:szCs w:val="24"/>
-        </w:rPr>
-        <w:t xml:space="preserve">One more thing, and this is personal.</w:t>
-      </w:r>
-    </w:p>
-    <w:p>
-      <w:pPr>
-        <w:spacing w:after="200" w:before="120" w:line="360" w:lineRule="auto"/>
-        <w:jc w:val="left"/>
-      </w:pPr>
-      <w:r>
-        <w:rPr>
-          <w:rFonts w:ascii="Georgia" w:hAnsi="Georgia" w:eastAsia="Georgia" w:cs="Georgia"/>
-          <w:sz w:val="24"/>
-          <w:szCs w:val="24"/>
-        </w:rPr>
-        <w:t xml:space="preserve">The church needs you. Not a future, more mature, more polished version of you. You — right now, as you are, with whatever you have to offer.</w:t>
-      </w:r>
-    </w:p>
-    <w:p>
-      <w:pPr>
-        <w:spacing w:after="200" w:before="120" w:line="360" w:lineRule="auto"/>
-        <w:jc w:val="left"/>
-      </w:pPr>
-      <w:r>
-        <w:rPr>
-          <w:rFonts w:ascii="Georgia" w:hAnsi="Georgia" w:eastAsia="Georgia" w:cs="Georgia"/>
-          <w:sz w:val="24"/>
-          <w:szCs w:val="24"/>
-        </w:rPr>
-        <w:t xml:space="preserve">You may be young. You may feel like you do not know enough. You may think you have nothing to contribute. That is not true. The body needs every part. A young woman who shows up faithfully, who serves willingly, who encourages others, who studies the word and grows in her faith — that young woman is building something that will outlast her.</w:t>
-      </w:r>
-    </w:p>
-    <w:p>
-      <w:pPr>
-        <w:spacing w:after="200" w:before="120" w:line="360" w:lineRule="auto"/>
-        <w:jc w:val="left"/>
-      </w:pPr>
-      <w:r>
-        <w:rPr>
-          <w:rFonts w:ascii="Georgia" w:hAnsi="Georgia" w:eastAsia="Georgia" w:cs="Georgia"/>
-          <w:sz w:val="24"/>
-          <w:szCs w:val="24"/>
-        </w:rPr>
-        <w:t xml:space="preserve">Do not wait until you feel ready. You will never feel ready. Show up anyway. Sit under the teaching. Sing the songs. Take the bread. Pray with your brothers and sisters. Let them encourage you, and encourage them in return. Be present — not just physically, but with your whole heart.</w:t>
-      </w:r>
-    </w:p>
-    <w:p>
-      <w:pPr>
-        <w:spacing w:after="200" w:before="120" w:line="360" w:lineRule="auto"/>
-        <w:jc w:val="left"/>
-      </w:pPr>
-      <w:r>
-        <w:rPr>
-          <w:rFonts w:ascii="Georgia" w:hAnsi="Georgia" w:eastAsia="Georgia" w:cs="Georgia"/>
-          <w:sz w:val="24"/>
-          <w:szCs w:val="24"/>
-        </w:rPr>
-        <w:t xml:space="preserve">The church is not a building. It is not an event. It is the body of Christ on earth — and you are part of it.</w:t>
-      </w:r>
-    </w:p>
-    <w:p>
-      <w:pPr>
-        <w:spacing w:after="240" w:before="240"/>
+        <w:spacing w:after="120" w:before="240"/>
         <w:jc w:val="center"/>
       </w:pPr>
       <w:r>
@@ -1446,10 +1293,65 @@
           <w:i/>
           <w:iCs/>
           <w:color w:val="2C3E50"/>
-          <w:sz w:val="26"/>
-          <w:szCs w:val="26"/>
-        </w:rPr>
-        <w:t xml:space="preserve">Do not wait until you feel ready. The church needs you now.</w:t>
+          <w:sz w:val="28"/>
+          <w:szCs w:val="28"/>
+        </w:rPr>
+        <w:t xml:space="preserve">Money will test your character.</w:t>
+      </w:r>
+    </w:p>
+    <w:p>
+      <w:pPr>
+        <w:spacing w:after="120" w:before="0"/>
+        <w:jc w:val="center"/>
+      </w:pPr>
+      <w:r>
+        <w:rPr>
+          <w:rFonts w:ascii="Georgia" w:hAnsi="Georgia" w:eastAsia="Georgia" w:cs="Georgia"/>
+          <w:b/>
+          <w:bCs/>
+          <w:i/>
+          <w:iCs/>
+          <w:color w:val="2C3E50"/>
+          <w:sz w:val="28"/>
+          <w:szCs w:val="28"/>
+        </w:rPr>
+        <w:t xml:space="preserve">It will reveal what you love, what you trust, and who you really are.</w:t>
+      </w:r>
+    </w:p>
+    <w:p>
+      <w:pPr>
+        <w:spacing w:after="120" w:before="0"/>
+        <w:jc w:val="center"/>
+      </w:pPr>
+      <w:r>
+        <w:rPr>
+          <w:rFonts w:ascii="Georgia" w:hAnsi="Georgia" w:eastAsia="Georgia" w:cs="Georgia"/>
+          <w:b/>
+          <w:bCs/>
+          <w:i/>
+          <w:iCs/>
+          <w:color w:val="2C3E50"/>
+          <w:sz w:val="28"/>
+          <w:szCs w:val="28"/>
+        </w:rPr>
+        <w:t xml:space="preserve">Let it find you faithful.</w:t>
+      </w:r>
+    </w:p>
+    <w:p>
+      <w:pPr>
+        <w:spacing w:after="480" w:before="0"/>
+        <w:jc w:val="center"/>
+      </w:pPr>
+      <w:r>
+        <w:rPr>
+          <w:rFonts w:ascii="Georgia" w:hAnsi="Georgia" w:eastAsia="Georgia" w:cs="Georgia"/>
+          <w:i/>
+          <w:iCs/>
+          <w:color w:val="4A4A4A"/>
+          <w:sz w:val="24"/>
+          <w:szCs w:val="24"/>
+        </w:rPr>
+        <w:t xml:space="preserve">Where your treasure is, there your heart will be also.</w:t>
       </w:r>
     </w:p>
     <w:p>
@@ -1470,96 +1372,6 @@
     </w:p>
     <w:p>
       <w:pPr>
-        <w:spacing w:after="120" w:before="240"/>
-        <w:jc w:val="center"/>
-      </w:pPr>
-      <w:r>
-        <w:rPr>
-          <w:rFonts w:ascii="Georgia" w:hAnsi="Georgia" w:eastAsia="Georgia" w:cs="Georgia"/>
-          <w:b/>
-          <w:bCs/>
-          <w:i/>
-          <w:iCs/>
-          <w:color w:val="2C3E50"/>
-          <w:sz w:val="28"/>
-          <w:szCs w:val="28"/>
-        </w:rPr>
-        <w:t xml:space="preserve">The church is not optional.</w:t>
-      </w:r>
-    </w:p>
-    <w:p>
-      <w:pPr>
-        <w:spacing w:after="120" w:before="0"/>
-        <w:jc w:val="center"/>
-      </w:pPr>
-      <w:r>
-        <w:rPr>
-          <w:rFonts w:ascii="Georgia" w:hAnsi="Georgia" w:eastAsia="Georgia" w:cs="Georgia"/>
-          <w:b/>
-          <w:bCs/>
-          <w:i/>
-          <w:iCs/>
-          <w:color w:val="2C3E50"/>
-          <w:sz w:val="28"/>
-          <w:szCs w:val="28"/>
-        </w:rPr>
-        <w:t xml:space="preserve">It is not a building. It is not an institution. It is the body of Christ — and you belong to it.</w:t>
-      </w:r>
-    </w:p>
-    <w:p>
-      <w:pPr>
-        <w:spacing w:after="120" w:before="0"/>
-        <w:jc w:val="center"/>
-      </w:pPr>
-      <w:r>
-        <w:rPr>
-          <w:rFonts w:ascii="Georgia" w:hAnsi="Georgia" w:eastAsia="Georgia" w:cs="Georgia"/>
-          <w:b/>
-          <w:bCs/>
-          <w:i/>
-          <w:iCs/>
-          <w:color w:val="2C3E50"/>
-          <w:sz w:val="28"/>
-          <w:szCs w:val="28"/>
-        </w:rPr>
-        <w:t xml:space="preserve">Show up. Serve. Stay.</w:t>
-      </w:r>
-    </w:p>
-    <w:p>
-      <w:pPr>
-        <w:spacing w:after="480" w:before="0"/>
-        <w:jc w:val="center"/>
-      </w:pPr>
-      <w:r>
-        <w:rPr>
-          <w:rFonts w:ascii="Georgia" w:hAnsi="Georgia" w:eastAsia="Georgia" w:cs="Georgia"/>
-          <w:i/>
-          <w:iCs/>
-          <w:color w:val="4A4A4A"/>
-          <w:sz w:val="24"/>
-          <w:szCs w:val="24"/>
-        </w:rPr>
-        <w:t xml:space="preserve">They devoted themselves.</w:t>
-      </w:r>
-    </w:p>
-    <w:p>
-      <w:pPr>
-        <w:pBdr>
-          <w:bottom w:val="single" w:color="CCCCCC" w:sz="3" w:space="1"/>
-        </w:pBdr>
-        <w:spacing w:after="360" w:before="360"/>
-        <w:jc w:val="center"/>
-      </w:pPr>
-      <w:r>
-        <w:rPr>
-          <w:sz w:val="12"/>
-          <w:szCs w:val="12"/>
-        </w:rPr>
-        <w:t xml:space="preserve"/>
-      </w:r>
-    </w:p>
-    <w:p>
-      <w:pPr>
         <w:spacing w:after="0" w:before="0"/>
       </w:pPr>
       <w:r>
@@ -1587,7 +1399,7 @@
           <w:sz w:val="24"/>
           <w:szCs w:val="24"/>
         </w:rPr>
-        <w:t xml:space="preserve">The New Testament is, in many ways, a book about the church. These passages are essential.</w:t>
+        <w:t xml:space="preserve">Money is one of the most discussed topics in all of Scripture. These passages are a place to start.</w:t>
       </w:r>
     </w:p>
     <w:p>
@@ -1613,7 +1425,7 @@
           <w:sz w:val="24"/>
           <w:szCs w:val="24"/>
         </w:rPr>
-        <w:t xml:space="preserve">Acts 2:41–47 — The first church and its devotion</w:t>
+        <w:t xml:space="preserve">Matthew 6:19–21 — Where your treasure is</w:t>
       </w:r>
     </w:p>
     <w:p>
@@ -1639,7 +1451,7 @@
           <w:sz w:val="24"/>
           <w:szCs w:val="24"/>
         </w:rPr>
-        <w:t xml:space="preserve">Hebrews 10:24–25 — Do not forsake the assembling together</w:t>
+        <w:t xml:space="preserve">1 Timothy 6:6–10 — The love of money</w:t>
       </w:r>
     </w:p>
     <w:p>
@@ -1665,7 +1477,7 @@
           <w:sz w:val="24"/>
           <w:szCs w:val="24"/>
         </w:rPr>
-        <w:t xml:space="preserve">Ephesians 5:25 — Christ loved the church and gave Himself for her</w:t>
+        <w:t xml:space="preserve">Luke 8:1–3 — Women who supported Jesus from their private means</w:t>
       </w:r>
     </w:p>
     <w:p>
@@ -1691,7 +1503,7 @@
           <w:sz w:val="24"/>
           <w:szCs w:val="24"/>
         </w:rPr>
-        <w:t xml:space="preserve">1 Corinthians 12:12–27 — The body and its members</w:t>
+        <w:t xml:space="preserve">Acts 16:14–15, 40 — Lydia’s generosity and hospitality</w:t>
       </w:r>
     </w:p>
     <w:p>
@@ -1717,7 +1529,7 @@
           <w:sz w:val="24"/>
           <w:szCs w:val="24"/>
         </w:rPr>
-        <w:t xml:space="preserve">Romans 16:1–5 — Phoebe, Priscilla, and the church in their house</w:t>
+        <w:t xml:space="preserve">Mark 12:41–44 — The widow’s two coins</w:t>
       </w:r>
     </w:p>
     <w:p>
@@ -1743,7 +1555,7 @@
           <w:sz w:val="24"/>
           <w:szCs w:val="24"/>
         </w:rPr>
-        <w:t xml:space="preserve">Acts 18:1–3, 24–26 — Priscilla and Aquila</w:t>
+        <w:t xml:space="preserve">Philippians 4:11–13 — The secret of contentment</w:t>
       </w:r>
     </w:p>
     <w:p>
@@ -1769,7 +1581,7 @@
           <w:sz w:val="24"/>
           <w:szCs w:val="24"/>
         </w:rPr>
-        <w:t xml:space="preserve">Acts 20:7 — The first day of the week</w:t>
+        <w:t xml:space="preserve">2 Corinthians 9:6–7 — God loves a cheerful giver</w:t>
       </w:r>
     </w:p>
     <w:p>
@@ -1795,7 +1607,7 @@
           <w:sz w:val="24"/>
           <w:szCs w:val="24"/>
         </w:rPr>
-        <w:t xml:space="preserve">Ephesians 5:19, Colossians 3:16 — Singing and making melody in the heart</w:t>
+        <w:t xml:space="preserve">Hebrews 13:5 — Content with what you have</w:t>
       </w:r>
     </w:p>
     <w:p>
@@ -1821,33 +1633,7 @@
           <w:sz w:val="24"/>
           <w:szCs w:val="24"/>
         </w:rPr>
-        <w:t xml:space="preserve">1 Corinthians 16:1–2, 2 Corinthians 9:6–7 — Giving as you have prospered</w:t>
-      </w:r>
-    </w:p>
-    <w:p>
-      <w:pPr>
-        <w:spacing w:after="160" w:before="120" w:line="360" w:lineRule="auto"/>
-        <w:ind w:left="720"/>
-        <w:jc w:val="left"/>
-      </w:pPr>
-      <w:r>
-        <w:rPr>
-          <w:rFonts w:ascii="Georgia" w:hAnsi="Georgia" w:eastAsia="Georgia" w:cs="Georgia"/>
-          <w:b/>
-          <w:bCs/>
-          <w:color w:val="8B7355"/>
-          <w:sz w:val="24"/>
-          <w:szCs w:val="24"/>
-        </w:rPr>
-        <w:t xml:space="preserve">•  </w:t>
-      </w:r>
-      <w:r>
-        <w:rPr>
-          <w:rFonts w:ascii="Georgia" w:hAnsi="Georgia" w:eastAsia="Georgia" w:cs="Georgia"/>
-          <w:sz w:val="24"/>
-          <w:szCs w:val="24"/>
-        </w:rPr>
-        <w:t xml:space="preserve">Revelation 3:14–22 — The warning to the lukewarm church</w:t>
+        <w:t xml:space="preserve">Proverbs 22:7 — The borrower is servant to the lender</w:t>
       </w:r>
     </w:p>
     <w:p>
@@ -1868,7 +1654,7 @@
           <w:sz w:val="22"/>
           <w:szCs w:val="22"/>
         </w:rPr>
-        <w:t xml:space="preserve">“They were continually devoting themselves to the apostles’ teaching and to fellowship, to the breaking of bread and to prayer.”</w:t>
+        <w:t xml:space="preserve">“Do not store up for yourselves treasures on earth, where moth and rust destroy, and where thieves break in and steal. But store up for yourselves treasures in heaven, where neither moth nor rust destroys, and where thieves do not break in or steal; for where your treasure is, there your heart will be also.”</w:t>
       </w:r>
     </w:p>
     <w:p>
@@ -1884,7 +1670,7 @@
           <w:sz w:val="20"/>
           <w:szCs w:val="20"/>
         </w:rPr>
-        <w:t xml:space="preserve">— Acts 2:42 (NASB)</w:t>
+        <w:t xml:space="preserve">— Matthew 6:19–21 (NASB)</w:t>
       </w:r>
     </w:p>
     <w:sectPr>
